--- a/Sample_Lab_Work_Submission_DAG.docx
+++ b/Sample_Lab_Work_Submission_DAG.docx
@@ -164,17 +164,173 @@
       <w:pPr>
         <w:spacing w:after="0"/>
         <w:rPr>
-          <w:color w:val="FF0000"/>
+          <w:lang w:val="en-IN"/>
         </w:rPr>
       </w:pPr>
       <w:r>
         <w:t xml:space="preserve">Answer:  </w:t>
       </w:r>
       <w:r>
-        <w:rPr>
-          <w:color w:val="FF0000"/>
-        </w:rPr>
-        <w:t>Write your answer in your own words. Do not copy and paste content directly from AI tools. At the end of your answer, provide the website(s) or reference link(s) you used for research.</w:t>
+        <w:t>A </w:t>
+      </w:r>
+      <w:r>
+        <w:rPr>
+          <w:b/>
+          <w:bCs/>
+        </w:rPr>
+        <w:t>URL</w:t>
+      </w:r>
+      <w:r>
+        <w:t> (Uniform Resource Locator) is the address of a unique resource on the internet. It is one of the key mechanisms used by </w:t>
+      </w:r>
+      <w:r>
+        <w:t>browser</w:t>
+      </w:r>
+      <w:r>
+        <w:t xml:space="preserve"> </w:t>
+      </w:r>
+      <w:r>
+        <w:t>to retrieve published resources, such as HTML pages, CSS documents, images, and so on.</w:t>
+      </w:r>
+      <w:r>
+        <w:rPr>
+          <w:rFonts w:ascii="Arial" w:hAnsi="Arial" w:cs="Arial"/>
+          <w:szCs w:val="24"/>
+          <w:lang w:val="en-IN" w:eastAsia="en-IN"/>
+        </w:rPr>
+        <w:t xml:space="preserve"> </w:t>
+      </w:r>
+      <w:r>
+        <w:rPr>
+          <w:lang w:val="en-IN"/>
+        </w:rPr>
+        <w:t xml:space="preserve">Scheme, Subdomain, Domain Name, Top-Level Domain, Port Number, Path, Query Parameters, </w:t>
+      </w:r>
+      <w:proofErr w:type="gramStart"/>
+      <w:r>
+        <w:rPr>
+          <w:lang w:val="en-IN"/>
+        </w:rPr>
+        <w:t>Fragment</w:t>
+      </w:r>
+      <w:r>
+        <w:rPr>
+          <w:lang w:val="en-IN"/>
+        </w:rPr>
+        <w:t xml:space="preserve"> .</w:t>
+      </w:r>
+      <w:proofErr w:type="gramEnd"/>
+    </w:p>
+    <w:p>
+      <w:pPr>
+        <w:spacing w:after="0"/>
+        <w:rPr>
+          <w:bCs/>
+          <w:color w:val="4F81BD" w:themeColor="accent1"/>
+          <w:u w:val="single"/>
+          <w14:shadow w14:blurRad="38100" w14:dist="25400" w14:dir="5400000" w14:sx="100000" w14:sy="100000" w14:kx="0" w14:ky="0" w14:algn="ctr">
+            <w14:srgbClr w14:val="6E747A">
+              <w14:alpha w14:val="57000"/>
+            </w14:srgbClr>
+          </w14:shadow>
+          <w14:textOutline w14:w="0" w14:cap="flat" w14:cmpd="sng" w14:algn="ctr">
+            <w14:noFill/>
+            <w14:prstDash w14:val="solid"/>
+            <w14:round/>
+          </w14:textOutline>
+        </w:rPr>
+      </w:pPr>
+      <w:proofErr w:type="gramStart"/>
+      <w:r>
+        <w:rPr>
+          <w:bCs/>
+          <w:color w:val="4F81BD" w:themeColor="accent1"/>
+          <w:u w:val="single"/>
+          <w14:shadow w14:blurRad="38100" w14:dist="25400" w14:dir="5400000" w14:sx="100000" w14:sy="100000" w14:kx="0" w14:ky="0" w14:algn="ctr">
+            <w14:srgbClr w14:val="6E747A">
+              <w14:alpha w14:val="57000"/>
+            </w14:srgbClr>
+          </w14:shadow>
+          <w14:textOutline w14:w="0" w14:cap="flat" w14:cmpd="sng" w14:algn="ctr">
+            <w14:noFill/>
+            <w14:prstDash w14:val="solid"/>
+            <w14:round/>
+          </w14:textOutline>
+        </w:rPr>
+        <w:t xml:space="preserve">( </w:t>
+      </w:r>
+      <w:r>
+        <w:rPr>
+          <w:bCs/>
+          <w:color w:val="4F81BD" w:themeColor="accent1"/>
+          <w:u w:val="single"/>
+          <w14:shadow w14:blurRad="38100" w14:dist="25400" w14:dir="5400000" w14:sx="100000" w14:sy="100000" w14:kx="0" w14:ky="0" w14:algn="ctr">
+            <w14:srgbClr w14:val="6E747A">
+              <w14:alpha w14:val="57000"/>
+            </w14:srgbClr>
+          </w14:shadow>
+          <w14:textOutline w14:w="0" w14:cap="flat" w14:cmpd="sng" w14:algn="ctr">
+            <w14:noFill/>
+            <w14:prstDash w14:val="solid"/>
+            <w14:round/>
+          </w14:textOutline>
+        </w:rPr>
+        <w:t>https://developer.mozilla.org/en</w:t>
+      </w:r>
+      <w:r>
+        <w:rPr>
+          <w:bCs/>
+          <w:color w:val="4F81BD" w:themeColor="accent1"/>
+          <w:u w:val="single"/>
+          <w14:shadow w14:blurRad="38100" w14:dist="25400" w14:dir="5400000" w14:sx="100000" w14:sy="100000" w14:kx="0" w14:ky="0" w14:algn="ctr">
+            <w14:srgbClr w14:val="6E747A">
+              <w14:alpha w14:val="57000"/>
+            </w14:srgbClr>
+          </w14:shadow>
+          <w14:textOutline w14:w="0" w14:cap="flat" w14:cmpd="sng" w14:algn="ctr">
+            <w14:noFill/>
+            <w14:prstDash w14:val="solid"/>
+            <w14:round/>
+          </w14:textOutline>
+        </w:rPr>
+        <w:t>-</w:t>
+      </w:r>
+      <w:r>
+        <w:rPr>
+          <w:bCs/>
+          <w:color w:val="4F81BD" w:themeColor="accent1"/>
+          <w:u w:val="single"/>
+          <w14:shadow w14:blurRad="38100" w14:dist="25400" w14:dir="5400000" w14:sx="100000" w14:sy="100000" w14:kx="0" w14:ky="0" w14:algn="ctr">
+            <w14:srgbClr w14:val="6E747A">
+              <w14:alpha w14:val="57000"/>
+            </w14:srgbClr>
+          </w14:shadow>
+          <w14:textOutline w14:w="0" w14:cap="flat" w14:cmpd="sng" w14:algn="ctr">
+            <w14:noFill/>
+            <w14:prstDash w14:val="solid"/>
+            <w14:round/>
+          </w14:textOutline>
+        </w:rPr>
+        <w:t>US/docs/Learn_web_development/Howto/Web_mechanics/What_is_a_URL</w:t>
+      </w:r>
+      <w:proofErr w:type="gramEnd"/>
+      <w:r>
+        <w:rPr>
+          <w:bCs/>
+          <w:color w:val="4F81BD" w:themeColor="accent1"/>
+          <w:u w:val="single"/>
+          <w14:shadow w14:blurRad="38100" w14:dist="25400" w14:dir="5400000" w14:sx="100000" w14:sy="100000" w14:kx="0" w14:ky="0" w14:algn="ctr">
+            <w14:srgbClr w14:val="6E747A">
+              <w14:alpha w14:val="57000"/>
+            </w14:srgbClr>
+          </w14:shadow>
+          <w14:textOutline w14:w="0" w14:cap="flat" w14:cmpd="sng" w14:algn="ctr">
+            <w14:noFill/>
+            <w14:prstDash w14:val="solid"/>
+            <w14:round/>
+          </w14:textOutline>
+        </w:rPr>
+        <w:t>)</w:t>
       </w:r>
     </w:p>
     <w:p>
@@ -216,17 +372,339 @@
       <w:pPr>
         <w:spacing w:after="0"/>
         <w:rPr>
+          <w:lang w:val="en-IN"/>
+        </w:rPr>
+      </w:pPr>
+      <w:r>
+        <w:t>Answer:</w:t>
+      </w:r>
+      <w:r>
+        <w:rPr>
           <w:color w:val="FF0000"/>
         </w:rPr>
-      </w:pPr>
-      <w:r>
-        <w:t>Answer:</w:t>
+        <w:t xml:space="preserve"> </w:t>
       </w:r>
       <w:r>
         <w:rPr>
           <w:color w:val="FF0000"/>
         </w:rPr>
-        <w:t xml:space="preserve"> Write your answer in your own words. Do not copy and paste content directly from AI tools. At the end of your answer, provide the website(s) or reference link(s) you used for research.</w:t>
+        <w:t>-</w:t>
+      </w:r>
+      <w:r>
+        <w:rPr>
+          <w:lang w:val="en-IN"/>
+        </w:rPr>
+        <w:t>You Write HTML Code</w:t>
+      </w:r>
+      <w:r>
+        <w:rPr>
+          <w:lang w:val="en-IN"/>
+        </w:rPr>
+        <w:br/>
+      </w:r>
+      <w:r>
+        <w:rPr>
+          <w:lang w:val="en-IN"/>
+        </w:rPr>
+        <w:t>-</w:t>
+      </w:r>
+      <w:r>
+        <w:rPr>
+          <w:lang w:val="en-IN"/>
+        </w:rPr>
+        <w:t>You create an HTML file (.html) that contains the structure and content of your webpage — text, headings, images, links, forms, etc.</w:t>
+      </w:r>
+    </w:p>
+    <w:p>
+      <w:pPr>
+        <w:spacing w:after="0"/>
+        <w:rPr>
+          <w:lang w:val="en-IN"/>
+        </w:rPr>
+      </w:pPr>
+      <w:r>
+        <w:rPr>
+          <w:lang w:val="en-IN"/>
+        </w:rPr>
+        <w:t>-</w:t>
+      </w:r>
+      <w:r>
+        <w:rPr>
+          <w:lang w:val="en-IN"/>
+        </w:rPr>
+        <w:t>You Open the File in a Browser</w:t>
+      </w:r>
+      <w:r>
+        <w:rPr>
+          <w:lang w:val="en-IN"/>
+        </w:rPr>
+        <w:br/>
+      </w:r>
+      <w:r>
+        <w:rPr>
+          <w:lang w:val="en-IN"/>
+        </w:rPr>
+        <w:t>-</w:t>
+      </w:r>
+      <w:r>
+        <w:rPr>
+          <w:lang w:val="en-IN"/>
+        </w:rPr>
+        <w:t>When you double-click the file or open it through a web server, a browser like Chrome, Firefox, or Safari reads the code.</w:t>
+      </w:r>
+    </w:p>
+    <w:p>
+      <w:pPr>
+        <w:spacing w:after="0"/>
+        <w:rPr>
+          <w:lang w:val="en-IN"/>
+        </w:rPr>
+      </w:pPr>
+      <w:r>
+        <w:rPr>
+          <w:lang w:val="en-IN"/>
+        </w:rPr>
+        <w:t>-</w:t>
+      </w:r>
+      <w:r>
+        <w:rPr>
+          <w:lang w:val="en-IN"/>
+        </w:rPr>
+        <w:t>The Browser Parses the HTML</w:t>
+      </w:r>
+      <w:r>
+        <w:rPr>
+          <w:lang w:val="en-IN"/>
+        </w:rPr>
+        <w:br/>
+      </w:r>
+      <w:r>
+        <w:rPr>
+          <w:lang w:val="en-IN"/>
+        </w:rPr>
+        <w:t>-</w:t>
+      </w:r>
+      <w:r>
+        <w:rPr>
+          <w:lang w:val="en-IN"/>
+        </w:rPr>
+        <w:t xml:space="preserve">The browser scans your code from top to bottom. It starts with the &lt;!DOCTYPE html&gt; declaration, then </w:t>
+      </w:r>
+      <w:proofErr w:type="gramStart"/>
+      <w:r>
+        <w:rPr>
+          <w:lang w:val="en-IN"/>
+        </w:rPr>
+        <w:t>reads  sections</w:t>
+      </w:r>
+      <w:proofErr w:type="gramEnd"/>
+      <w:r>
+        <w:rPr>
+          <w:lang w:val="en-IN"/>
+        </w:rPr>
+        <w:t>.</w:t>
+      </w:r>
+    </w:p>
+    <w:p>
+      <w:pPr>
+        <w:spacing w:after="0"/>
+        <w:rPr>
+          <w:lang w:val="en-IN"/>
+        </w:rPr>
+      </w:pPr>
+      <w:r>
+        <w:rPr>
+          <w:lang w:val="en-IN"/>
+        </w:rPr>
+        <w:t>-</w:t>
+      </w:r>
+      <w:r>
+        <w:rPr>
+          <w:lang w:val="en-IN"/>
+        </w:rPr>
+        <w:t>The Browser Builds the Page</w:t>
+      </w:r>
+    </w:p>
+    <w:p>
+      <w:pPr>
+        <w:spacing w:after="0"/>
+        <w:rPr>
+          <w:lang w:val="en-IN"/>
+        </w:rPr>
+      </w:pPr>
+      <w:r>
+        <w:rPr>
+          <w:lang w:val="en-IN"/>
+        </w:rPr>
+        <w:t>-</w:t>
+      </w:r>
+      <w:r>
+        <w:rPr>
+          <w:lang w:val="en-IN"/>
+        </w:rPr>
+        <w:t>It displays content (like text, images, and videos) inside the</w:t>
+      </w:r>
+    </w:p>
+    <w:p>
+      <w:pPr>
+        <w:spacing w:after="0"/>
+        <w:rPr>
+          <w:lang w:val="en-IN"/>
+        </w:rPr>
+      </w:pPr>
+      <w:r>
+        <w:rPr>
+          <w:lang w:val="en-IN"/>
+        </w:rPr>
+        <w:t>.</w:t>
+      </w:r>
+    </w:p>
+    <w:p>
+      <w:pPr>
+        <w:spacing w:after="0"/>
+        <w:rPr>
+          <w:lang w:val="en-IN"/>
+        </w:rPr>
+      </w:pPr>
+      <w:r>
+        <w:rPr>
+          <w:lang w:val="en-IN"/>
+        </w:rPr>
+        <w:t>-</w:t>
+      </w:r>
+      <w:r>
+        <w:rPr>
+          <w:lang w:val="en-IN"/>
+        </w:rPr>
+        <w:t>It applies styles from CSS (if linked or embedded).</w:t>
+      </w:r>
+    </w:p>
+    <w:p>
+      <w:pPr>
+        <w:spacing w:after="0"/>
+        <w:rPr>
+          <w:lang w:val="en-IN"/>
+        </w:rPr>
+      </w:pPr>
+      <w:r>
+        <w:rPr>
+          <w:lang w:val="en-IN"/>
+        </w:rPr>
+        <w:t>-</w:t>
+      </w:r>
+      <w:r>
+        <w:rPr>
+          <w:lang w:val="en-IN"/>
+        </w:rPr>
+        <w:t>It runs JavaScript for interactivity (if included).</w:t>
+      </w:r>
+    </w:p>
+    <w:p>
+      <w:pPr>
+        <w:spacing w:after="0"/>
+        <w:rPr>
+          <w:lang w:val="en-IN"/>
+        </w:rPr>
+      </w:pPr>
+    </w:p>
+    <w:p>
+      <w:pPr>
+        <w:spacing w:after="0"/>
+        <w:rPr>
+          <w:lang w:val="en-IN"/>
+        </w:rPr>
+      </w:pPr>
+      <w:r>
+        <w:rPr>
+          <w:lang w:val="en-IN"/>
+        </w:rPr>
+        <w:t>Result: A Visual Web Page</w:t>
+      </w:r>
+      <w:r>
+        <w:rPr>
+          <w:lang w:val="en-IN"/>
+        </w:rPr>
+        <w:br/>
+        <w:t>What you see in the browser is a visual version of the HTML. The browser turns your code into a formatted page that looks clean and interactive — just like any website you visit.</w:t>
+      </w:r>
+    </w:p>
+    <w:p>
+      <w:pPr>
+        <w:spacing w:after="0"/>
+        <w:rPr>
+          <w:bCs/>
+          <w:color w:val="4F81BD" w:themeColor="accent1"/>
+          <w:u w:val="single"/>
+          <w:lang w:val="en-IN"/>
+          <w14:shadow w14:blurRad="38100" w14:dist="25400" w14:dir="5400000" w14:sx="100000" w14:sy="100000" w14:kx="0" w14:ky="0" w14:algn="ctr">
+            <w14:srgbClr w14:val="6E747A">
+              <w14:alpha w14:val="57000"/>
+            </w14:srgbClr>
+          </w14:shadow>
+          <w14:textOutline w14:w="0" w14:cap="flat" w14:cmpd="sng" w14:algn="ctr">
+            <w14:noFill/>
+            <w14:prstDash w14:val="solid"/>
+            <w14:round/>
+          </w14:textOutline>
+        </w:rPr>
+      </w:pPr>
+      <w:r>
+        <w:rPr>
+          <w:bCs/>
+          <w:color w:val="4F81BD" w:themeColor="accent1"/>
+          <w:u w:val="single"/>
+          <w:lang w:val="en-IN"/>
+          <w14:shadow w14:blurRad="38100" w14:dist="25400" w14:dir="5400000" w14:sx="100000" w14:sy="100000" w14:kx="0" w14:ky="0" w14:algn="ctr">
+            <w14:srgbClr w14:val="6E747A">
+              <w14:alpha w14:val="57000"/>
+            </w14:srgbClr>
+          </w14:shadow>
+          <w14:textOutline w14:w="0" w14:cap="flat" w14:cmpd="sng" w14:algn="ctr">
+            <w14:noFill/>
+            <w14:prstDash w14:val="solid"/>
+            <w14:round/>
+          </w14:textOutline>
+        </w:rPr>
+        <w:lastRenderedPageBreak/>
+        <w:t>(</w:t>
+      </w:r>
+      <w:r>
+        <w:rPr>
+          <w:bCs/>
+          <w:color w:val="4F81BD" w:themeColor="accent1"/>
+          <w:u w:val="single"/>
+          <w:lang w:val="en-IN"/>
+          <w14:shadow w14:blurRad="38100" w14:dist="25400" w14:dir="5400000" w14:sx="100000" w14:sy="100000" w14:kx="0" w14:ky="0" w14:algn="ctr">
+            <w14:srgbClr w14:val="6E747A">
+              <w14:alpha w14:val="57000"/>
+            </w14:srgbClr>
+          </w14:shadow>
+          <w14:textOutline w14:w="0" w14:cap="flat" w14:cmpd="sng" w14:algn="ctr">
+            <w14:noFill/>
+            <w14:prstDash w14:val="solid"/>
+            <w14:round/>
+          </w14:textOutline>
+        </w:rPr>
+        <w:t>https://dev.to/ofodile/how-html-works-in-the-browser-25pa</w:t>
+      </w:r>
+      <w:r>
+        <w:rPr>
+          <w:bCs/>
+          <w:color w:val="4F81BD" w:themeColor="accent1"/>
+          <w:u w:val="single"/>
+          <w:lang w:val="en-IN"/>
+          <w14:shadow w14:blurRad="38100" w14:dist="25400" w14:dir="5400000" w14:sx="100000" w14:sy="100000" w14:kx="0" w14:ky="0" w14:algn="ctr">
+            <w14:srgbClr w14:val="6E747A">
+              <w14:alpha w14:val="57000"/>
+            </w14:srgbClr>
+          </w14:shadow>
+          <w14:textOutline w14:w="0" w14:cap="flat" w14:cmpd="sng" w14:algn="ctr">
+            <w14:noFill/>
+            <w14:prstDash w14:val="solid"/>
+            <w14:round/>
+          </w14:textOutline>
+        </w:rPr>
+        <w:t>)</w:t>
       </w:r>
     </w:p>
     <w:p>
@@ -266,29 +744,378 @@
     </w:p>
     <w:p>
       <w:pPr>
+        <w:rPr>
+          <w:lang w:val="en-IN"/>
+        </w:rPr>
+      </w:pPr>
+      <w:r>
+        <w:t xml:space="preserve">Answer: </w:t>
+      </w:r>
+      <w:r>
+        <w:rPr>
+          <w:color w:val="FF0000"/>
+        </w:rPr>
+        <w:t>-</w:t>
+      </w:r>
+      <w:r>
+        <w:rPr>
+          <w:rFonts w:ascii="Libre Baskerville" w:hAnsi="Libre Baskerville" w:cs="Times New Roman"/>
+          <w:color w:val="111111"/>
+          <w:spacing w:val="-19"/>
+          <w:sz w:val="36"/>
+          <w:szCs w:val="36"/>
+          <w:lang w:val="en-IN" w:eastAsia="en-IN"/>
+        </w:rPr>
+        <w:t xml:space="preserve"> </w:t>
+      </w:r>
+      <w:r>
+        <w:rPr>
+          <w:b/>
+          <w:bCs/>
+          <w:lang w:val="en-IN"/>
+        </w:rPr>
+        <w:t>Mapping your structure: page hierarchy, menus and links</w:t>
+      </w:r>
+    </w:p>
+    <w:p>
+      <w:pPr>
         <w:spacing w:after="0"/>
         <w:rPr>
-          <w:color w:val="FF0000"/>
-        </w:rPr>
-      </w:pPr>
-      <w:r>
-        <w:t xml:space="preserve">Answer: </w:t>
-      </w:r>
-      <w:r>
-        <w:rPr>
-          <w:color w:val="FF0000"/>
-        </w:rPr>
-        <w:t>Write your answer in your own words. Do not copy and paste content directly from AI tools. At the end of your answer, provide the website(s) or reference link(s) you used for research.</w:t>
-      </w:r>
-    </w:p>
-    <w:p>
-      <w:pPr>
-        <w:spacing w:after="0"/>
-      </w:pPr>
-    </w:p>
-    <w:p>
-      <w:pPr>
-        <w:spacing w:after="0"/>
+          <w:lang w:val="en-IN"/>
+        </w:rPr>
+      </w:pPr>
+      <w:r>
+        <w:rPr>
+          <w:lang w:val="en-IN"/>
+        </w:rPr>
+        <w:t>Before diving into specific components, it helps to state that </w:t>
+      </w:r>
+      <w:r>
+        <w:rPr>
+          <w:b/>
+          <w:bCs/>
+          <w:lang w:val="en-IN"/>
+        </w:rPr>
+        <w:t>how users move through the information or navigate the pages of a website</w:t>
+      </w:r>
+      <w:r>
+        <w:rPr>
+          <w:lang w:val="en-IN"/>
+        </w:rPr>
+        <w:t> depends on a coherent skeleton. The following sections break down that skeleton into manageable parts.</w:t>
+      </w:r>
+    </w:p>
+    <w:p>
+      <w:pPr>
+        <w:rPr>
+          <w:b/>
+          <w:bCs/>
+          <w:lang w:val="en-IN"/>
+        </w:rPr>
+      </w:pPr>
+      <w:r>
+        <w:rPr>
+          <w:lang w:val="en-IN"/>
+        </w:rPr>
+        <w:t>-</w:t>
+      </w:r>
+      <w:r>
+        <w:rPr>
+          <w:rFonts w:ascii="Arial" w:hAnsi="Arial" w:cs="Arial"/>
+          <w:color w:val="111111"/>
+          <w:sz w:val="27"/>
+          <w:szCs w:val="27"/>
+          <w:lang w:val="en-IN" w:eastAsia="en-IN"/>
+        </w:rPr>
+        <w:t xml:space="preserve"> </w:t>
+      </w:r>
+      <w:r>
+        <w:rPr>
+          <w:b/>
+          <w:bCs/>
+          <w:lang w:val="en-IN"/>
+        </w:rPr>
+        <w:t>Page hierarchy as the backbone</w:t>
+      </w:r>
+    </w:p>
+    <w:p>
+      <w:pPr>
+        <w:rPr>
+          <w:b/>
+          <w:bCs/>
+          <w:lang w:val="en-IN"/>
+        </w:rPr>
+      </w:pPr>
+      <w:r>
+        <w:rPr>
+          <w:lang w:val="en-IN"/>
+        </w:rPr>
+        <w:t>-</w:t>
+      </w:r>
+      <w:r>
+        <w:rPr>
+          <w:rFonts w:ascii="Arial" w:hAnsi="Arial" w:cs="Arial"/>
+          <w:color w:val="111111"/>
+          <w:sz w:val="27"/>
+          <w:szCs w:val="27"/>
+          <w:lang w:val="en-IN" w:eastAsia="en-IN"/>
+        </w:rPr>
+        <w:t xml:space="preserve"> </w:t>
+      </w:r>
+      <w:r>
+        <w:rPr>
+          <w:b/>
+          <w:bCs/>
+          <w:lang w:val="en-IN"/>
+        </w:rPr>
+        <w:t> Breadcrumb trails and path indicators</w:t>
+      </w:r>
+    </w:p>
+    <w:p>
+      <w:pPr>
+        <w:rPr>
+          <w:b/>
+          <w:bCs/>
+          <w:lang w:val="en-IN"/>
+        </w:rPr>
+      </w:pPr>
+      <w:r>
+        <w:rPr>
+          <w:lang w:val="en-IN"/>
+        </w:rPr>
+        <w:t>-</w:t>
+      </w:r>
+      <w:r>
+        <w:rPr>
+          <w:rFonts w:ascii="Arial" w:hAnsi="Arial" w:cs="Arial"/>
+          <w:color w:val="111111"/>
+          <w:sz w:val="27"/>
+          <w:szCs w:val="27"/>
+          <w:lang w:val="en-IN" w:eastAsia="en-IN"/>
+        </w:rPr>
+        <w:t xml:space="preserve"> </w:t>
+      </w:r>
+      <w:r>
+        <w:rPr>
+          <w:b/>
+          <w:bCs/>
+          <w:lang w:val="en-IN"/>
+        </w:rPr>
+        <w:t> Responsive behaviour across devices</w:t>
+      </w:r>
+    </w:p>
+    <w:p>
+      <w:pPr>
+        <w:rPr>
+          <w:b/>
+          <w:bCs/>
+          <w:lang w:val="en-IN"/>
+        </w:rPr>
+      </w:pPr>
+      <w:r>
+        <w:rPr>
+          <w:lang w:val="en-IN"/>
+        </w:rPr>
+        <w:t>-</w:t>
+      </w:r>
+      <w:r>
+        <w:rPr>
+          <w:rFonts w:ascii="Arial" w:hAnsi="Arial" w:cs="Arial"/>
+          <w:color w:val="111111"/>
+          <w:sz w:val="27"/>
+          <w:szCs w:val="27"/>
+          <w:lang w:val="en-IN" w:eastAsia="en-IN"/>
+        </w:rPr>
+        <w:t xml:space="preserve"> </w:t>
+      </w:r>
+      <w:r>
+        <w:rPr>
+          <w:b/>
+          <w:bCs/>
+          <w:lang w:val="en-IN"/>
+        </w:rPr>
+        <w:t>Internal linking for discoverability</w:t>
+      </w:r>
+    </w:p>
+    <w:p>
+      <w:pPr>
+        <w:rPr>
+          <w:b/>
+          <w:bCs/>
+          <w:lang w:val="en-IN"/>
+        </w:rPr>
+      </w:pPr>
+      <w:r>
+        <w:rPr>
+          <w:lang w:val="en-IN"/>
+        </w:rPr>
+        <w:t>-</w:t>
+      </w:r>
+      <w:r>
+        <w:rPr>
+          <w:rFonts w:ascii="Arial" w:hAnsi="Arial" w:cs="Arial"/>
+          <w:color w:val="111111"/>
+          <w:sz w:val="27"/>
+          <w:szCs w:val="27"/>
+          <w:lang w:val="en-IN" w:eastAsia="en-IN"/>
+        </w:rPr>
+        <w:t xml:space="preserve"> </w:t>
+      </w:r>
+      <w:r>
+        <w:rPr>
+          <w:b/>
+          <w:bCs/>
+          <w:lang w:val="en-IN"/>
+        </w:rPr>
+        <w:t>Measuring and mapping flows</w:t>
+      </w:r>
+    </w:p>
+    <w:p>
+      <w:pPr>
+        <w:rPr>
+          <w:b/>
+          <w:bCs/>
+          <w:lang w:val="en-IN"/>
+        </w:rPr>
+      </w:pPr>
+      <w:r>
+        <w:rPr>
+          <w:lang w:val="en-IN"/>
+        </w:rPr>
+        <w:t>-</w:t>
+      </w:r>
+      <w:r>
+        <w:rPr>
+          <w:rFonts w:ascii="Arial" w:hAnsi="Arial" w:cs="Arial"/>
+          <w:color w:val="111111"/>
+          <w:sz w:val="27"/>
+          <w:szCs w:val="27"/>
+          <w:lang w:val="en-IN" w:eastAsia="en-IN"/>
+        </w:rPr>
+        <w:t xml:space="preserve"> </w:t>
+      </w:r>
+      <w:r>
+        <w:rPr>
+          <w:b/>
+          <w:bCs/>
+          <w:lang w:val="en-IN"/>
+        </w:rPr>
+        <w:t>Designing for efficient movement</w:t>
+      </w:r>
+    </w:p>
+    <w:p>
+      <w:pPr>
+        <w:rPr>
+          <w:b/>
+          <w:bCs/>
+          <w:lang w:val="en-IN"/>
+        </w:rPr>
+      </w:pPr>
+      <w:r>
+        <w:rPr>
+          <w:lang w:val="en-IN"/>
+        </w:rPr>
+        <w:t>-</w:t>
+      </w:r>
+      <w:r>
+        <w:rPr>
+          <w:rFonts w:ascii="Arial" w:hAnsi="Arial" w:cs="Arial"/>
+          <w:color w:val="111111"/>
+          <w:sz w:val="27"/>
+          <w:szCs w:val="27"/>
+          <w:lang w:val="en-IN" w:eastAsia="en-IN"/>
+        </w:rPr>
+        <w:t xml:space="preserve"> </w:t>
+      </w:r>
+      <w:r>
+        <w:rPr>
+          <w:b/>
+          <w:bCs/>
+          <w:lang w:val="en-IN"/>
+        </w:rPr>
+        <w:t>Scroll behaviour and interactive elements</w:t>
+      </w:r>
+    </w:p>
+    <w:p>
+      <w:pPr>
+        <w:rPr>
+          <w:bCs/>
+          <w:color w:val="4F81BD" w:themeColor="accent1"/>
+          <w:lang w:val="en-IN"/>
+          <w14:shadow w14:blurRad="38100" w14:dist="25400" w14:dir="5400000" w14:sx="100000" w14:sy="100000" w14:kx="0" w14:ky="0" w14:algn="ctr">
+            <w14:srgbClr w14:val="6E747A">
+              <w14:alpha w14:val="57000"/>
+            </w14:srgbClr>
+          </w14:shadow>
+          <w14:textOutline w14:w="0" w14:cap="flat" w14:cmpd="sng" w14:algn="ctr">
+            <w14:noFill/>
+            <w14:prstDash w14:val="solid"/>
+            <w14:round/>
+          </w14:textOutline>
+        </w:rPr>
+      </w:pPr>
+      <w:r>
+        <w:rPr>
+          <w:bCs/>
+          <w:color w:val="4F81BD" w:themeColor="accent1"/>
+          <w:lang w:val="en-IN"/>
+          <w14:shadow w14:blurRad="38100" w14:dist="25400" w14:dir="5400000" w14:sx="100000" w14:sy="100000" w14:kx="0" w14:ky="0" w14:algn="ctr">
+            <w14:srgbClr w14:val="6E747A">
+              <w14:alpha w14:val="57000"/>
+            </w14:srgbClr>
+          </w14:shadow>
+          <w14:textOutline w14:w="0" w14:cap="flat" w14:cmpd="sng" w14:algn="ctr">
+            <w14:noFill/>
+            <w14:prstDash w14:val="solid"/>
+            <w14:round/>
+          </w14:textOutline>
+        </w:rPr>
+        <w:t>(</w:t>
+      </w:r>
+      <w:r>
+        <w:rPr>
+          <w:bCs/>
+          <w:color w:val="4F81BD" w:themeColor="accent1"/>
+          <w:lang w:val="en-IN"/>
+          <w14:shadow w14:blurRad="38100" w14:dist="25400" w14:dir="5400000" w14:sx="100000" w14:sy="100000" w14:kx="0" w14:ky="0" w14:algn="ctr">
+            <w14:srgbClr w14:val="6E747A">
+              <w14:alpha w14:val="57000"/>
+            </w14:srgbClr>
+          </w14:shadow>
+          <w14:textOutline w14:w="0" w14:cap="flat" w14:cmpd="sng" w14:algn="ctr">
+            <w14:noFill/>
+            <w14:prstDash w14:val="solid"/>
+            <w14:round/>
+          </w14:textOutline>
+        </w:rPr>
+        <w:t>https://www.parallelhq.com/blog/how-users-move-through-information-or-navigate-pages-of-website</w:t>
+      </w:r>
+      <w:r>
+        <w:rPr>
+          <w:bCs/>
+          <w:color w:val="4F81BD" w:themeColor="accent1"/>
+          <w:lang w:val="en-IN"/>
+          <w14:shadow w14:blurRad="38100" w14:dist="25400" w14:dir="5400000" w14:sx="100000" w14:sy="100000" w14:kx="0" w14:ky="0" w14:algn="ctr">
+            <w14:srgbClr w14:val="6E747A">
+              <w14:alpha w14:val="57000"/>
+            </w14:srgbClr>
+          </w14:shadow>
+          <w14:textOutline w14:w="0" w14:cap="flat" w14:cmpd="sng" w14:algn="ctr">
+            <w14:noFill/>
+            <w14:prstDash w14:val="solid"/>
+            <w14:round/>
+          </w14:textOutline>
+        </w:rPr>
+        <w:t>)</w:t>
+      </w:r>
+    </w:p>
+    <w:p>
+      <w:pPr>
+        <w:rPr>
+          <w:b/>
+          <w:bCs/>
+          <w:lang w:val="en-IN"/>
+        </w:rPr>
       </w:pPr>
     </w:p>
     <w:p>
@@ -319,29 +1146,114 @@
     <w:p>
       <w:pPr>
         <w:spacing w:after="0"/>
+      </w:pPr>
+      <w:r>
+        <w:t xml:space="preserve">Answer: </w:t>
+      </w:r>
+    </w:p>
+    <w:p>
+      <w:pPr>
+        <w:spacing w:after="0"/>
         <w:rPr>
           <w:color w:val="FF0000"/>
         </w:rPr>
       </w:pPr>
       <w:r>
-        <w:t xml:space="preserve">Answer: </w:t>
-      </w:r>
-      <w:r>
-        <w:rPr>
-          <w:color w:val="FF0000"/>
-        </w:rPr>
-        <w:t>Write your answer in your own words. Do not copy and paste content directly from AI tools. At the end of your answer, provide the website(s) or reference link(s) you used for research.</w:t>
-      </w:r>
-    </w:p>
-    <w:p/>
-    <w:p>
-      <w:pPr>
-        <w:pStyle w:val="Heading2"/>
-        <w:rPr>
-          <w:rFonts w:ascii="Times New Roman" w:hAnsi="Times New Roman"/>
-          <w:sz w:val="28"/>
-        </w:rPr>
-      </w:pPr>
+        <w:t xml:space="preserve">- git </w:t>
+      </w:r>
+      <w:proofErr w:type="spellStart"/>
+      <w:r>
+        <w:t>init</w:t>
+      </w:r>
+      <w:proofErr w:type="spellEnd"/>
+    </w:p>
+    <w:p>
+      <w:r>
+        <w:t xml:space="preserve">- git </w:t>
+      </w:r>
+      <w:proofErr w:type="gramStart"/>
+      <w:r>
+        <w:t>add .</w:t>
+      </w:r>
+      <w:proofErr w:type="gramEnd"/>
+    </w:p>
+    <w:p>
+      <w:r>
+        <w:t>- git commit -m “any commit message”</w:t>
+      </w:r>
+    </w:p>
+    <w:p>
+      <w:r>
+        <w:t>-git push origin main/master</w:t>
+      </w:r>
+    </w:p>
+    <w:p>
+      <w:pPr>
+        <w:rPr>
+          <w:color w:val="4F81BD" w:themeColor="accent1"/>
+          <w14:shadow w14:blurRad="38100" w14:dist="25400" w14:dir="5400000" w14:sx="100000" w14:sy="100000" w14:kx="0" w14:ky="0" w14:algn="ctr">
+            <w14:srgbClr w14:val="6E747A">
+              <w14:alpha w14:val="57000"/>
+            </w14:srgbClr>
+          </w14:shadow>
+          <w14:textOutline w14:w="0" w14:cap="flat" w14:cmpd="sng" w14:algn="ctr">
+            <w14:noFill/>
+            <w14:prstDash w14:val="solid"/>
+            <w14:round/>
+          </w14:textOutline>
+        </w:rPr>
+      </w:pPr>
+      <w:r>
+        <w:rPr>
+          <w:color w:val="4F81BD" w:themeColor="accent1"/>
+          <w:szCs w:val="24"/>
+          <w14:shadow w14:blurRad="38100" w14:dist="25400" w14:dir="5400000" w14:sx="100000" w14:sy="100000" w14:kx="0" w14:ky="0" w14:algn="ctr">
+            <w14:srgbClr w14:val="6E747A">
+              <w14:alpha w14:val="57000"/>
+            </w14:srgbClr>
+          </w14:shadow>
+          <w14:textOutline w14:w="0" w14:cap="flat" w14:cmpd="sng" w14:algn="ctr">
+            <w14:noFill/>
+            <w14:prstDash w14:val="solid"/>
+            <w14:round/>
+          </w14:textOutline>
+        </w:rPr>
+        <w:t>(</w:t>
+      </w:r>
+      <w:r>
+        <w:rPr>
+          <w:color w:val="4F81BD" w:themeColor="accent1"/>
+          <w:szCs w:val="24"/>
+          <w14:shadow w14:blurRad="38100" w14:dist="25400" w14:dir="5400000" w14:sx="100000" w14:sy="100000" w14:kx="0" w14:ky="0" w14:algn="ctr">
+            <w14:srgbClr w14:val="6E747A">
+              <w14:alpha w14:val="57000"/>
+            </w14:srgbClr>
+          </w14:shadow>
+          <w14:textOutline w14:w="0" w14:cap="flat" w14:cmpd="sng" w14:algn="ctr">
+            <w14:noFill/>
+            <w14:prstDash w14:val="solid"/>
+            <w14:round/>
+          </w14:textOutline>
+        </w:rPr>
+        <w:t>https://github.com/git-guides</w:t>
+      </w:r>
+      <w:r>
+        <w:rPr>
+          <w:color w:val="4F81BD" w:themeColor="accent1"/>
+          <w:szCs w:val="24"/>
+          <w14:shadow w14:blurRad="38100" w14:dist="25400" w14:dir="5400000" w14:sx="100000" w14:sy="100000" w14:kx="0" w14:ky="0" w14:algn="ctr">
+            <w14:srgbClr w14:val="6E747A">
+              <w14:alpha w14:val="57000"/>
+            </w14:srgbClr>
+          </w14:shadow>
+          <w14:textOutline w14:w="0" w14:cap="flat" w14:cmpd="sng" w14:algn="ctr">
+            <w14:noFill/>
+            <w14:prstDash w14:val="solid"/>
+            <w14:round/>
+          </w14:textOutline>
+        </w:rPr>
+        <w:t>)</w:t>
+      </w:r>
     </w:p>
     <w:p>
       <w:pPr>
@@ -382,6 +1294,7 @@
         </w:rPr>
       </w:pPr>
     </w:p>
+    <w:p/>
     <w:p>
       <w:pPr>
         <w:pStyle w:val="Heading2"/>
@@ -402,6 +1315,7 @@
           <w:sz w:val="28"/>
           <w:szCs w:val="22"/>
         </w:rPr>
+        <w:lastRenderedPageBreak/>
         <w:t>Implementation/</w:t>
       </w:r>
       <w:r>
@@ -590,31 +1504,31 @@
         <w:jc w:val="both"/>
       </w:pPr>
       <w:r>
+        <w:t>- Navigation across all pages via links or menu</w:t>
+      </w:r>
+    </w:p>
+    <w:p>
+      <w:pPr>
+        <w:jc w:val="both"/>
+      </w:pPr>
+      <w:r>
+        <w:t>- Login and registration forms on `PAGES/login.html` and `PAGES/register.html`</w:t>
+      </w:r>
+    </w:p>
+    <w:p>
+      <w:pPr>
+        <w:jc w:val="both"/>
+      </w:pPr>
+      <w:r>
+        <w:t>- User dashboard and profile pages for authenticated users</w:t>
+      </w:r>
+    </w:p>
+    <w:p>
+      <w:pPr>
+        <w:jc w:val="both"/>
+      </w:pPr>
+      <w:r>
         <w:lastRenderedPageBreak/>
-        <w:t>- Navigation across all pages via links or menu</w:t>
-      </w:r>
-    </w:p>
-    <w:p>
-      <w:pPr>
-        <w:jc w:val="both"/>
-      </w:pPr>
-      <w:r>
-        <w:t>- Login and registration forms on `PAGES/login.html` and `PAGES/register.html`</w:t>
-      </w:r>
-    </w:p>
-    <w:p>
-      <w:pPr>
-        <w:jc w:val="both"/>
-      </w:pPr>
-      <w:r>
-        <w:t>- User dashboard and profile pages for authenticated users</w:t>
-      </w:r>
-    </w:p>
-    <w:p>
-      <w:pPr>
-        <w:jc w:val="both"/>
-      </w:pPr>
-      <w:r>
         <w:t>- Admin interface on `PAGES/admin.html`</w:t>
       </w:r>
     </w:p>
@@ -687,16 +1601,16 @@
           <w:sz w:val="72"/>
         </w:rPr>
         <w:drawing>
-          <wp:anchor distT="0" distB="0" distL="0" distR="0" simplePos="0" relativeHeight="251659264" behindDoc="0" locked="0" layoutInCell="1" allowOverlap="1" wp14:anchorId="46347477" wp14:editId="46347478">
+          <wp:anchor distT="0" distB="0" distL="0" distR="0" simplePos="0" relativeHeight="251659264" behindDoc="0" locked="0" layoutInCell="1" allowOverlap="1" wp14:anchorId="46347477" wp14:editId="75BDE0F0">
             <wp:simplePos x="0" y="0"/>
             <wp:positionH relativeFrom="page">
-              <wp:posOffset>1335405</wp:posOffset>
+              <wp:posOffset>1333500</wp:posOffset>
             </wp:positionH>
             <wp:positionV relativeFrom="paragraph">
-              <wp:posOffset>223520</wp:posOffset>
+              <wp:posOffset>224155</wp:posOffset>
             </wp:positionV>
-            <wp:extent cx="5250815" cy="2450465"/>
-            <wp:effectExtent l="0" t="0" r="6985" b="3175"/>
+            <wp:extent cx="5250815" cy="2468880"/>
+            <wp:effectExtent l="0" t="0" r="6985" b="7620"/>
             <wp:wrapNone/>
             <wp:docPr id="1" name="Image 1"/>
             <wp:cNvGraphicFramePr/>
@@ -716,7 +1630,7 @@
                   <pic:spPr>
                     <a:xfrm>
                       <a:off x="0" y="0"/>
-                      <a:ext cx="5250815" cy="2450465"/>
+                      <a:ext cx="5250815" cy="2468880"/>
                     </a:xfrm>
                     <a:prstGeom prst="rect">
                       <a:avLst/>
@@ -725,6 +1639,9 @@
                 </pic:pic>
               </a:graphicData>
             </a:graphic>
+            <wp14:sizeRelV relativeFrom="margin">
+              <wp14:pctHeight>0</wp14:pctHeight>
+            </wp14:sizeRelV>
           </wp:anchor>
         </w:drawing>
       </w:r>
@@ -898,6 +1815,7 @@
         <w:rPr>
           <w:noProof/>
         </w:rPr>
+        <w:lastRenderedPageBreak/>
         <w:drawing>
           <wp:inline distT="0" distB="0" distL="0" distR="0" wp14:anchorId="28FCDC79" wp14:editId="0F9126C7">
             <wp:extent cx="5486400" cy="4800600"/>
@@ -1341,7 +2259,6 @@
         <w:rPr>
           <w:noProof/>
         </w:rPr>
-        <w:lastRenderedPageBreak/>
         <w:drawing>
           <wp:inline distT="0" distB="0" distL="0" distR="0" wp14:anchorId="63D8F9F7" wp14:editId="68DB24DC">
             <wp:extent cx="5661660" cy="3901440"/>
@@ -1382,6 +2299,7 @@
         <w:jc w:val="center"/>
       </w:pPr>
       <w:r>
+        <w:lastRenderedPageBreak/>
         <w:t>Figure 1.</w:t>
       </w:r>
       <w:r>
@@ -1405,7 +2323,6 @@
         <w:rPr>
           <w:noProof/>
         </w:rPr>
-        <w:lastRenderedPageBreak/>
         <w:drawing>
           <wp:inline distT="0" distB="0" distL="0" distR="0" wp14:anchorId="0A164F14" wp14:editId="14E45855">
             <wp:extent cx="5166360" cy="5036820"/>
@@ -1682,6 +2599,1483 @@
       </w:r>
     </w:p>
     <w:p>
+      <w:r>
+        <w:t>https://github.com/yakshu205/StudentHub.git</w:t>
+      </w:r>
+    </w:p>
+    <w:p>
+      <w:pPr>
+        <w:pStyle w:val="Heading2"/>
+        <w:numPr>
+          <w:ilvl w:val="0"/>
+          <w:numId w:val="7"/>
+        </w:numPr>
+        <w:rPr>
+          <w:rFonts w:ascii="Times New Roman" w:eastAsia="Times New Roman" w:hAnsi="Times New Roman" w:cstheme="minorBidi"/>
+          <w:bCs w:val="0"/>
+          <w:color w:val="auto"/>
+          <w:sz w:val="28"/>
+          <w:szCs w:val="22"/>
+        </w:rPr>
+      </w:pPr>
+      <w:r>
+        <w:rPr>
+          <w:rFonts w:ascii="Times New Roman" w:eastAsia="Times New Roman" w:hAnsi="Times New Roman" w:cstheme="minorBidi"/>
+          <w:bCs w:val="0"/>
+          <w:color w:val="auto"/>
+          <w:sz w:val="28"/>
+          <w:szCs w:val="22"/>
+        </w:rPr>
+        <w:t>Challenges Faced:</w:t>
+      </w:r>
+    </w:p>
+    <w:p>
+      <w:pPr>
+        <w:rPr>
+          <w:bCs/>
+          <w:sz w:val="28"/>
+        </w:rPr>
+      </w:pPr>
+    </w:p>
+    <w:p>
+      <w:pPr>
+        <w:rPr>
+          <w:b/>
+          <w:szCs w:val="20"/>
+        </w:rPr>
+      </w:pPr>
+      <w:r>
+        <w:rPr>
+          <w:bCs/>
+          <w:szCs w:val="20"/>
+        </w:rPr>
+        <w:t xml:space="preserve">First time when I </w:t>
+      </w:r>
+      <w:r>
+        <w:rPr>
+          <w:bCs/>
+          <w:szCs w:val="20"/>
+        </w:rPr>
+        <w:t xml:space="preserve">start to </w:t>
+      </w:r>
+      <w:r>
+        <w:rPr>
+          <w:bCs/>
+          <w:szCs w:val="20"/>
+        </w:rPr>
+        <w:t>think about</w:t>
+      </w:r>
+      <w:r>
+        <w:rPr>
+          <w:bCs/>
+          <w:szCs w:val="20"/>
+        </w:rPr>
+        <w:t xml:space="preserve"> requirement at that time I </w:t>
+      </w:r>
+      <w:proofErr w:type="gramStart"/>
+      <w:r>
+        <w:rPr>
+          <w:bCs/>
+          <w:szCs w:val="20"/>
+        </w:rPr>
+        <w:t>stuck</w:t>
+      </w:r>
+      <w:r>
+        <w:rPr>
+          <w:bCs/>
+          <w:szCs w:val="20"/>
+        </w:rPr>
+        <w:t xml:space="preserve"> </w:t>
+      </w:r>
+      <w:r>
+        <w:rPr>
+          <w:bCs/>
+          <w:szCs w:val="20"/>
+        </w:rPr>
+        <w:t xml:space="preserve"> </w:t>
+      </w:r>
+      <w:r>
+        <w:rPr>
+          <w:bCs/>
+          <w:szCs w:val="20"/>
+        </w:rPr>
+        <w:t>.</w:t>
+      </w:r>
+      <w:proofErr w:type="gramEnd"/>
+      <w:r>
+        <w:rPr>
+          <w:bCs/>
+          <w:szCs w:val="20"/>
+        </w:rPr>
+        <w:t xml:space="preserve"> I thought that </w:t>
+      </w:r>
+      <w:r>
+        <w:rPr>
+          <w:bCs/>
+          <w:szCs w:val="20"/>
+        </w:rPr>
+        <w:t xml:space="preserve">what type of pages we will make </w:t>
+      </w:r>
+      <w:proofErr w:type="spellStart"/>
+      <w:proofErr w:type="gramStart"/>
+      <w:r>
+        <w:rPr>
+          <w:bCs/>
+          <w:szCs w:val="20"/>
+        </w:rPr>
+        <w:t>etc</w:t>
+      </w:r>
+      <w:proofErr w:type="spellEnd"/>
+      <w:r>
+        <w:rPr>
+          <w:bCs/>
+          <w:szCs w:val="20"/>
+        </w:rPr>
+        <w:t xml:space="preserve"> .</w:t>
+      </w:r>
+      <w:proofErr w:type="gramEnd"/>
+      <w:r>
+        <w:rPr>
+          <w:bCs/>
+          <w:szCs w:val="20"/>
+        </w:rPr>
+        <w:t xml:space="preserve"> But I start collecting info or requirement </w:t>
+      </w:r>
+      <w:r>
+        <w:rPr>
+          <w:bCs/>
+          <w:szCs w:val="20"/>
+        </w:rPr>
+        <w:t xml:space="preserve">from my friend </w:t>
+      </w:r>
+      <w:r>
+        <w:rPr>
+          <w:bCs/>
+          <w:szCs w:val="20"/>
+        </w:rPr>
+        <w:t>a</w:t>
+      </w:r>
+      <w:r>
+        <w:rPr>
+          <w:bCs/>
+          <w:szCs w:val="20"/>
+        </w:rPr>
+        <w:t xml:space="preserve">nd </w:t>
+      </w:r>
+      <w:proofErr w:type="gramStart"/>
+      <w:r>
+        <w:rPr>
+          <w:bCs/>
+          <w:szCs w:val="20"/>
+        </w:rPr>
+        <w:t>then ,</w:t>
+      </w:r>
+      <w:proofErr w:type="gramEnd"/>
+      <w:r>
+        <w:rPr>
+          <w:bCs/>
+          <w:szCs w:val="20"/>
+        </w:rPr>
+        <w:t xml:space="preserve"> I make sitemap and wireframe </w:t>
+      </w:r>
+      <w:r>
+        <w:rPr>
+          <w:bCs/>
+          <w:szCs w:val="20"/>
+        </w:rPr>
+        <w:t>in tool like draw.io. I also faced difficulty when I make repo</w:t>
+      </w:r>
+      <w:r>
+        <w:rPr>
+          <w:bCs/>
+          <w:szCs w:val="20"/>
+        </w:rPr>
+        <w:t xml:space="preserve">s and push code and commit changes through command </w:t>
+      </w:r>
+      <w:proofErr w:type="gramStart"/>
+      <w:r>
+        <w:rPr>
+          <w:bCs/>
+          <w:szCs w:val="20"/>
+        </w:rPr>
+        <w:t>prompt ,</w:t>
+      </w:r>
+      <w:proofErr w:type="gramEnd"/>
+      <w:r>
+        <w:rPr>
+          <w:bCs/>
+          <w:szCs w:val="20"/>
+        </w:rPr>
+        <w:t xml:space="preserve"> then I </w:t>
+      </w:r>
+      <w:r>
+        <w:rPr>
+          <w:bCs/>
+          <w:szCs w:val="20"/>
+        </w:rPr>
+        <w:t xml:space="preserve">show a tutorial video of Git/GitHub version </w:t>
+      </w:r>
+      <w:proofErr w:type="gramStart"/>
+      <w:r>
+        <w:rPr>
+          <w:bCs/>
+          <w:szCs w:val="20"/>
+        </w:rPr>
+        <w:t xml:space="preserve">control </w:t>
+      </w:r>
+      <w:r>
+        <w:rPr>
+          <w:bCs/>
+          <w:szCs w:val="20"/>
+        </w:rPr>
+        <w:t>,</w:t>
+      </w:r>
+      <w:proofErr w:type="gramEnd"/>
+      <w:r>
+        <w:rPr>
+          <w:bCs/>
+          <w:szCs w:val="20"/>
+        </w:rPr>
+        <w:t xml:space="preserve"> then I am good commit and etc.</w:t>
+      </w:r>
+      <w:r>
+        <w:rPr>
+          <w:b/>
+          <w:szCs w:val="20"/>
+        </w:rPr>
+        <w:br/>
+      </w:r>
+    </w:p>
+    <w:p>
+      <w:pPr>
+        <w:pStyle w:val="Heading2"/>
+        <w:numPr>
+          <w:ilvl w:val="0"/>
+          <w:numId w:val="7"/>
+        </w:numPr>
+        <w:rPr>
+          <w:rFonts w:ascii="Times New Roman" w:eastAsia="Times New Roman" w:hAnsi="Times New Roman" w:cstheme="minorBidi"/>
+          <w:bCs w:val="0"/>
+          <w:color w:val="auto"/>
+          <w:sz w:val="28"/>
+          <w:szCs w:val="22"/>
+        </w:rPr>
+      </w:pPr>
+      <w:r>
+        <w:rPr>
+          <w:rFonts w:ascii="Times New Roman" w:eastAsia="Times New Roman" w:hAnsi="Times New Roman" w:cstheme="minorBidi"/>
+          <w:bCs w:val="0"/>
+          <w:color w:val="auto"/>
+          <w:sz w:val="28"/>
+          <w:szCs w:val="22"/>
+        </w:rPr>
+        <w:lastRenderedPageBreak/>
+        <w:t>Learning Outcomes:</w:t>
+      </w:r>
+    </w:p>
+    <w:p>
+      <w:pPr>
+        <w:rPr>
+          <w:b/>
+          <w:sz w:val="28"/>
+        </w:rPr>
+      </w:pPr>
+      <w:r>
+        <w:rPr>
+          <w:bCs/>
+          <w:szCs w:val="21"/>
+        </w:rPr>
+        <w:t>I will be able to analyze requirements and prepare a structured project foundation before implementation</w:t>
+      </w:r>
+      <w:r>
+        <w:rPr>
+          <w:bCs/>
+          <w:szCs w:val="21"/>
+        </w:rPr>
+        <w:t xml:space="preserve"> and I am able to </w:t>
+      </w:r>
+      <w:proofErr w:type="gramStart"/>
+      <w:r>
+        <w:rPr>
+          <w:bCs/>
+          <w:szCs w:val="21"/>
+        </w:rPr>
+        <w:t>push ,</w:t>
+      </w:r>
+      <w:proofErr w:type="gramEnd"/>
+      <w:r>
+        <w:rPr>
+          <w:bCs/>
+          <w:szCs w:val="21"/>
+        </w:rPr>
+        <w:t xml:space="preserve"> pull and commit my changes into my </w:t>
+      </w:r>
+      <w:proofErr w:type="spellStart"/>
+      <w:r>
+        <w:rPr>
+          <w:bCs/>
+          <w:szCs w:val="21"/>
+        </w:rPr>
+        <w:t>Github</w:t>
+      </w:r>
+      <w:proofErr w:type="spellEnd"/>
+      <w:r>
+        <w:rPr>
+          <w:bCs/>
+          <w:szCs w:val="21"/>
+        </w:rPr>
+        <w:t xml:space="preserve"> repo.</w:t>
+      </w:r>
+    </w:p>
+    <w:p>
+      <w:pPr>
+        <w:rPr>
+          <w:b/>
+          <w:sz w:val="28"/>
+        </w:rPr>
+      </w:pPr>
+    </w:p>
+    <w:p>
+      <w:pPr>
+        <w:pStyle w:val="Heading2"/>
+        <w:rPr>
+          <w:rFonts w:ascii="Times New Roman" w:eastAsia="Times New Roman" w:hAnsi="Times New Roman" w:cstheme="minorBidi"/>
+          <w:bCs w:val="0"/>
+          <w:color w:val="FF0000"/>
+          <w:sz w:val="24"/>
+          <w:szCs w:val="22"/>
+        </w:rPr>
+      </w:pPr>
+      <w:r>
+        <w:rPr>
+          <w:rFonts w:ascii="Times New Roman" w:eastAsia="Times New Roman" w:hAnsi="Times New Roman" w:cstheme="minorBidi"/>
+          <w:bCs w:val="0"/>
+          <w:color w:val="auto"/>
+          <w:sz w:val="28"/>
+          <w:szCs w:val="22"/>
+        </w:rPr>
+        <w:t xml:space="preserve">Faculty Remarks: </w:t>
+      </w:r>
+      <w:r>
+        <w:rPr>
+          <w:rFonts w:ascii="Times New Roman" w:eastAsia="Times New Roman" w:hAnsi="Times New Roman" w:cstheme="minorBidi"/>
+          <w:bCs w:val="0"/>
+          <w:color w:val="FF0000"/>
+          <w:sz w:val="24"/>
+          <w:szCs w:val="22"/>
+        </w:rPr>
+        <w:t>(Keep this blank for faculty)</w:t>
+      </w:r>
+    </w:p>
+    <w:p>
+      <w:pPr>
+        <w:rPr>
+          <w:b/>
+          <w:sz w:val="28"/>
+        </w:rPr>
+      </w:pPr>
+      <w:r>
+        <w:rPr>
+          <w:b/>
+          <w:sz w:val="28"/>
+        </w:rPr>
+        <w:br/>
+      </w:r>
+    </w:p>
+    <w:p>
+      <w:pPr>
+        <w:jc w:val="both"/>
+      </w:pPr>
+    </w:p>
+    <w:p>
+      <w:pPr>
+        <w:jc w:val="both"/>
+      </w:pPr>
+    </w:p>
+    <w:p>
+      <w:pPr>
+        <w:jc w:val="both"/>
+      </w:pPr>
+    </w:p>
+    <w:p>
+      <w:pPr>
+        <w:jc w:val="both"/>
+      </w:pPr>
+    </w:p>
+    <w:p>
+      <w:pPr>
+        <w:jc w:val="center"/>
+        <w:rPr>
+          <w:b/>
+          <w:sz w:val="32"/>
+        </w:rPr>
+      </w:pPr>
+    </w:p>
+    <w:p>
+      <w:pPr>
+        <w:jc w:val="center"/>
+        <w:rPr>
+          <w:b/>
+          <w:sz w:val="32"/>
+        </w:rPr>
+      </w:pPr>
+    </w:p>
+    <w:p>
+      <w:pPr>
+        <w:jc w:val="center"/>
+        <w:rPr>
+          <w:b/>
+          <w:sz w:val="32"/>
+        </w:rPr>
+      </w:pPr>
+    </w:p>
+    <w:p>
+      <w:pPr>
+        <w:jc w:val="center"/>
+        <w:rPr>
+          <w:b/>
+          <w:sz w:val="32"/>
+        </w:rPr>
+      </w:pPr>
+    </w:p>
+    <w:p>
+      <w:pPr>
+        <w:jc w:val="center"/>
+        <w:rPr>
+          <w:b/>
+          <w:sz w:val="32"/>
+        </w:rPr>
+      </w:pPr>
+    </w:p>
+    <w:p>
+      <w:pPr>
+        <w:jc w:val="center"/>
+        <w:rPr>
+          <w:b/>
+          <w:sz w:val="32"/>
+        </w:rPr>
+      </w:pPr>
+    </w:p>
+    <w:p>
+      <w:pPr>
+        <w:jc w:val="center"/>
+        <w:rPr>
+          <w:b/>
+          <w:sz w:val="32"/>
+        </w:rPr>
+      </w:pPr>
+    </w:p>
+    <w:p>
+      <w:pPr>
+        <w:jc w:val="center"/>
+        <w:rPr>
+          <w:b/>
+          <w:sz w:val="32"/>
+        </w:rPr>
+      </w:pPr>
+    </w:p>
+    <w:p>
+      <w:pPr>
+        <w:jc w:val="center"/>
+        <w:rPr>
+          <w:b/>
+          <w:sz w:val="32"/>
+        </w:rPr>
+      </w:pPr>
+    </w:p>
+    <w:p>
+      <w:pPr>
+        <w:jc w:val="center"/>
+        <w:rPr>
+          <w:b/>
+          <w:sz w:val="32"/>
+        </w:rPr>
+      </w:pPr>
+    </w:p>
+    <w:p>
+      <w:pPr>
+        <w:jc w:val="center"/>
+        <w:rPr>
+          <w:b/>
+          <w:sz w:val="32"/>
+        </w:rPr>
+      </w:pPr>
+    </w:p>
+    <w:p>
+      <w:pPr>
+        <w:jc w:val="center"/>
+      </w:pPr>
+      <w:r>
+        <w:rPr>
+          <w:b/>
+          <w:sz w:val="32"/>
+        </w:rPr>
+        <w:lastRenderedPageBreak/>
+        <w:t>Practical - 3</w:t>
+      </w:r>
+      <w:r>
+        <w:rPr>
+          <w:b/>
+          <w:sz w:val="32"/>
+        </w:rPr>
+        <w:br/>
+      </w:r>
+    </w:p>
+    <w:p>
+      <w:pPr>
+        <w:jc w:val="both"/>
+        <w:rPr>
+          <w:b/>
+          <w:sz w:val="28"/>
+        </w:rPr>
+      </w:pPr>
+      <w:r>
+        <w:rPr>
+          <w:b/>
+          <w:sz w:val="28"/>
+        </w:rPr>
+        <w:t xml:space="preserve">Practical </w:t>
+      </w:r>
+      <w:proofErr w:type="spellStart"/>
+      <w:proofErr w:type="gramStart"/>
+      <w:r>
+        <w:rPr>
+          <w:b/>
+          <w:sz w:val="28"/>
+        </w:rPr>
+        <w:t>Title:Responsive</w:t>
+      </w:r>
+      <w:proofErr w:type="spellEnd"/>
+      <w:proofErr w:type="gramEnd"/>
+      <w:r>
+        <w:rPr>
+          <w:b/>
+          <w:sz w:val="28"/>
+        </w:rPr>
+        <w:t xml:space="preserve"> UI Design using CSS Grid, Flexbox, and Bootstrap/Tailwind</w:t>
+      </w:r>
+    </w:p>
+    <w:p>
+      <w:pPr>
+        <w:pStyle w:val="Heading2"/>
+        <w:spacing w:before="0"/>
+        <w:jc w:val="both"/>
+        <w:rPr>
+          <w:rFonts w:ascii="Times New Roman" w:eastAsia="Times New Roman" w:hAnsi="Times New Roman" w:cs="Times New Roman"/>
+          <w:b w:val="0"/>
+          <w:bCs w:val="0"/>
+          <w:color w:val="auto"/>
+          <w:sz w:val="24"/>
+          <w:szCs w:val="24"/>
+        </w:rPr>
+      </w:pPr>
+      <w:r>
+        <w:rPr>
+          <w:rFonts w:ascii="Times New Roman" w:eastAsia="Times New Roman" w:hAnsi="Times New Roman" w:cs="Times New Roman"/>
+          <w:b w:val="0"/>
+          <w:bCs w:val="0"/>
+          <w:color w:val="auto"/>
+          <w:sz w:val="24"/>
+          <w:szCs w:val="24"/>
+        </w:rPr>
+        <w:t xml:space="preserve">Problem </w:t>
+      </w:r>
+      <w:proofErr w:type="spellStart"/>
+      <w:proofErr w:type="gramStart"/>
+      <w:r>
+        <w:rPr>
+          <w:rFonts w:ascii="Times New Roman" w:eastAsia="Times New Roman" w:hAnsi="Times New Roman" w:cs="Times New Roman"/>
+          <w:b w:val="0"/>
+          <w:bCs w:val="0"/>
+          <w:color w:val="auto"/>
+          <w:sz w:val="24"/>
+          <w:szCs w:val="24"/>
+        </w:rPr>
+        <w:t>Definition:Design</w:t>
+      </w:r>
+      <w:proofErr w:type="spellEnd"/>
+      <w:proofErr w:type="gramEnd"/>
+      <w:r>
+        <w:rPr>
+          <w:rFonts w:ascii="Times New Roman" w:eastAsia="Times New Roman" w:hAnsi="Times New Roman" w:cs="Times New Roman"/>
+          <w:b w:val="0"/>
+          <w:bCs w:val="0"/>
+          <w:color w:val="auto"/>
+          <w:sz w:val="24"/>
+          <w:szCs w:val="24"/>
+        </w:rPr>
+        <w:t xml:space="preserve"> responsive layouts for Home, About, Registration, Dashboard, </w:t>
+      </w:r>
+    </w:p>
+    <w:p>
+      <w:pPr>
+        <w:pStyle w:val="Heading2"/>
+        <w:spacing w:before="0"/>
+        <w:jc w:val="both"/>
+        <w:rPr>
+          <w:rFonts w:ascii="Times New Roman" w:hAnsi="Times New Roman" w:cs="Times New Roman"/>
+          <w:sz w:val="24"/>
+          <w:szCs w:val="24"/>
+        </w:rPr>
+      </w:pPr>
+      <w:r>
+        <w:rPr>
+          <w:rFonts w:ascii="Times New Roman" w:eastAsia="Times New Roman" w:hAnsi="Times New Roman" w:cs="Times New Roman"/>
+          <w:b w:val="0"/>
+          <w:bCs w:val="0"/>
+          <w:color w:val="auto"/>
+          <w:sz w:val="24"/>
+          <w:szCs w:val="24"/>
+        </w:rPr>
+        <w:t>and Events pages using CSS Grid and Flexbox. Optional to use CSS framework such as Bootstrap or Tailwind. Ensure mobile-first responsiveness.</w:t>
+      </w:r>
+    </w:p>
+    <w:p>
+      <w:pPr>
+        <w:pStyle w:val="Heading2"/>
+        <w:numPr>
+          <w:ilvl w:val="0"/>
+          <w:numId w:val="7"/>
+        </w:numPr>
+        <w:rPr>
+          <w:rFonts w:ascii="Times New Roman" w:eastAsia="Times New Roman" w:hAnsi="Times New Roman" w:cstheme="minorBidi"/>
+          <w:bCs w:val="0"/>
+          <w:color w:val="auto"/>
+          <w:sz w:val="28"/>
+          <w:szCs w:val="22"/>
+        </w:rPr>
+      </w:pPr>
+      <w:r>
+        <w:rPr>
+          <w:rFonts w:ascii="Times New Roman" w:eastAsia="Times New Roman" w:hAnsi="Times New Roman" w:cstheme="minorBidi"/>
+          <w:bCs w:val="0"/>
+          <w:color w:val="auto"/>
+          <w:sz w:val="28"/>
+          <w:szCs w:val="22"/>
+        </w:rPr>
+        <w:t>Theory</w:t>
+      </w:r>
+    </w:p>
+    <w:p>
+      <w:pPr>
+        <w:numPr>
+          <w:ilvl w:val="0"/>
+          <w:numId w:val="9"/>
+        </w:numPr>
+        <w:spacing w:after="0"/>
+        <w:rPr>
+          <w:rFonts w:cs="Times New Roman"/>
+          <w:szCs w:val="24"/>
+        </w:rPr>
+      </w:pPr>
+      <w:r>
+        <w:rPr>
+          <w:rFonts w:cs="Times New Roman"/>
+          <w:szCs w:val="24"/>
+        </w:rPr>
+        <w:t>How does the layout adapt for mobile, tablet, and desktop screens?</w:t>
+      </w:r>
+    </w:p>
+    <w:p>
+      <w:pPr>
+        <w:spacing w:after="0"/>
+      </w:pPr>
+      <w:r>
+        <w:t xml:space="preserve">Answer:  </w:t>
+      </w:r>
+      <w:r>
+        <w:t>A layout adapts across mobile, tablet, and desktop screens using fluid grids, flexible images, and breakpoints (typically under 600px for mobile, 601px–1024px for tablets, and 1025px+ for desktops). Elements reflow, resize, or stack vertically to fit the available screen space.</w:t>
+      </w:r>
+    </w:p>
+    <w:p>
+      <w:pPr>
+        <w:spacing w:after="0"/>
+        <w:rPr>
+          <w:color w:val="4F81BD" w:themeColor="accent1"/>
+          <w14:shadow w14:blurRad="38100" w14:dist="25400" w14:dir="5400000" w14:sx="100000" w14:sy="100000" w14:kx="0" w14:ky="0" w14:algn="ctr">
+            <w14:srgbClr w14:val="6E747A">
+              <w14:alpha w14:val="57000"/>
+            </w14:srgbClr>
+          </w14:shadow>
+          <w14:textOutline w14:w="0" w14:cap="flat" w14:cmpd="sng" w14:algn="ctr">
+            <w14:noFill/>
+            <w14:prstDash w14:val="solid"/>
+            <w14:round/>
+          </w14:textOutline>
+        </w:rPr>
+      </w:pPr>
+      <w:r>
+        <w:rPr>
+          <w:color w:val="4F81BD" w:themeColor="accent1"/>
+          <w14:shadow w14:blurRad="38100" w14:dist="25400" w14:dir="5400000" w14:sx="100000" w14:sy="100000" w14:kx="0" w14:ky="0" w14:algn="ctr">
+            <w14:srgbClr w14:val="6E747A">
+              <w14:alpha w14:val="57000"/>
+            </w14:srgbClr>
+          </w14:shadow>
+          <w14:textOutline w14:w="0" w14:cap="flat" w14:cmpd="sng" w14:algn="ctr">
+            <w14:noFill/>
+            <w14:prstDash w14:val="solid"/>
+            <w14:round/>
+          </w14:textOutline>
+        </w:rPr>
+        <w:t>(</w:t>
+      </w:r>
+      <w:r>
+        <w:rPr>
+          <w:color w:val="4F81BD" w:themeColor="accent1"/>
+          <w14:shadow w14:blurRad="38100" w14:dist="25400" w14:dir="5400000" w14:sx="100000" w14:sy="100000" w14:kx="0" w14:ky="0" w14:algn="ctr">
+            <w14:srgbClr w14:val="6E747A">
+              <w14:alpha w14:val="57000"/>
+            </w14:srgbClr>
+          </w14:shadow>
+          <w14:textOutline w14:w="0" w14:cap="flat" w14:cmpd="sng" w14:algn="ctr">
+            <w14:noFill/>
+            <w14:prstDash w14:val="solid"/>
+            <w14:round/>
+          </w14:textOutline>
+        </w:rPr>
+        <w:t>https://developer.mozilla.org/en</w:t>
+      </w:r>
+      <w:r>
+        <w:rPr>
+          <w:color w:val="4F81BD" w:themeColor="accent1"/>
+          <w14:shadow w14:blurRad="38100" w14:dist="25400" w14:dir="5400000" w14:sx="100000" w14:sy="100000" w14:kx="0" w14:ky="0" w14:algn="ctr">
+            <w14:srgbClr w14:val="6E747A">
+              <w14:alpha w14:val="57000"/>
+            </w14:srgbClr>
+          </w14:shadow>
+          <w14:textOutline w14:w="0" w14:cap="flat" w14:cmpd="sng" w14:algn="ctr">
+            <w14:noFill/>
+            <w14:prstDash w14:val="solid"/>
+            <w14:round/>
+          </w14:textOutline>
+        </w:rPr>
+        <w:t xml:space="preserve"> </w:t>
+      </w:r>
+      <w:r>
+        <w:rPr>
+          <w:color w:val="4F81BD" w:themeColor="accent1"/>
+          <w14:shadow w14:blurRad="38100" w14:dist="25400" w14:dir="5400000" w14:sx="100000" w14:sy="100000" w14:kx="0" w14:ky="0" w14:algn="ctr">
+            <w14:srgbClr w14:val="6E747A">
+              <w14:alpha w14:val="57000"/>
+            </w14:srgbClr>
+          </w14:shadow>
+          <w14:textOutline w14:w="0" w14:cap="flat" w14:cmpd="sng" w14:algn="ctr">
+            <w14:noFill/>
+            <w14:prstDash w14:val="solid"/>
+            <w14:round/>
+          </w14:textOutline>
+        </w:rPr>
+        <w:t>US/docs/</w:t>
+      </w:r>
+      <w:proofErr w:type="spellStart"/>
+      <w:r>
+        <w:rPr>
+          <w:color w:val="4F81BD" w:themeColor="accent1"/>
+          <w14:shadow w14:blurRad="38100" w14:dist="25400" w14:dir="5400000" w14:sx="100000" w14:sy="100000" w14:kx="0" w14:ky="0" w14:algn="ctr">
+            <w14:srgbClr w14:val="6E747A">
+              <w14:alpha w14:val="57000"/>
+            </w14:srgbClr>
+          </w14:shadow>
+          <w14:textOutline w14:w="0" w14:cap="flat" w14:cmpd="sng" w14:algn="ctr">
+            <w14:noFill/>
+            <w14:prstDash w14:val="solid"/>
+            <w14:round/>
+          </w14:textOutline>
+        </w:rPr>
+        <w:t>Learn_web_development</w:t>
+      </w:r>
+      <w:proofErr w:type="spellEnd"/>
+      <w:r>
+        <w:rPr>
+          <w:color w:val="4F81BD" w:themeColor="accent1"/>
+          <w14:shadow w14:blurRad="38100" w14:dist="25400" w14:dir="5400000" w14:sx="100000" w14:sy="100000" w14:kx="0" w14:ky="0" w14:algn="ctr">
+            <w14:srgbClr w14:val="6E747A">
+              <w14:alpha w14:val="57000"/>
+            </w14:srgbClr>
+          </w14:shadow>
+          <w14:textOutline w14:w="0" w14:cap="flat" w14:cmpd="sng" w14:algn="ctr">
+            <w14:noFill/>
+            <w14:prstDash w14:val="solid"/>
+            <w14:round/>
+          </w14:textOutline>
+        </w:rPr>
+        <w:t>/Core/</w:t>
+      </w:r>
+      <w:proofErr w:type="spellStart"/>
+      <w:r>
+        <w:rPr>
+          <w:color w:val="4F81BD" w:themeColor="accent1"/>
+          <w14:shadow w14:blurRad="38100" w14:dist="25400" w14:dir="5400000" w14:sx="100000" w14:sy="100000" w14:kx="0" w14:ky="0" w14:algn="ctr">
+            <w14:srgbClr w14:val="6E747A">
+              <w14:alpha w14:val="57000"/>
+            </w14:srgbClr>
+          </w14:shadow>
+          <w14:textOutline w14:w="0" w14:cap="flat" w14:cmpd="sng" w14:algn="ctr">
+            <w14:noFill/>
+            <w14:prstDash w14:val="solid"/>
+            <w14:round/>
+          </w14:textOutline>
+        </w:rPr>
+        <w:t>CSS_layout</w:t>
+      </w:r>
+      <w:proofErr w:type="spellEnd"/>
+      <w:r>
+        <w:rPr>
+          <w:color w:val="4F81BD" w:themeColor="accent1"/>
+          <w14:shadow w14:blurRad="38100" w14:dist="25400" w14:dir="5400000" w14:sx="100000" w14:sy="100000" w14:kx="0" w14:ky="0" w14:algn="ctr">
+            <w14:srgbClr w14:val="6E747A">
+              <w14:alpha w14:val="57000"/>
+            </w14:srgbClr>
+          </w14:shadow>
+          <w14:textOutline w14:w="0" w14:cap="flat" w14:cmpd="sng" w14:algn="ctr">
+            <w14:noFill/>
+            <w14:prstDash w14:val="solid"/>
+            <w14:round/>
+          </w14:textOutline>
+        </w:rPr>
+        <w:t>/</w:t>
+      </w:r>
+      <w:proofErr w:type="spellStart"/>
+      <w:r>
+        <w:rPr>
+          <w:color w:val="4F81BD" w:themeColor="accent1"/>
+          <w14:shadow w14:blurRad="38100" w14:dist="25400" w14:dir="5400000" w14:sx="100000" w14:sy="100000" w14:kx="0" w14:ky="0" w14:algn="ctr">
+            <w14:srgbClr w14:val="6E747A">
+              <w14:alpha w14:val="57000"/>
+            </w14:srgbClr>
+          </w14:shadow>
+          <w14:textOutline w14:w="0" w14:cap="flat" w14:cmpd="sng" w14:algn="ctr">
+            <w14:noFill/>
+            <w14:prstDash w14:val="solid"/>
+            <w14:round/>
+          </w14:textOutline>
+        </w:rPr>
+        <w:t>Responsive_Design</w:t>
+      </w:r>
+      <w:proofErr w:type="spellEnd"/>
+      <w:r>
+        <w:rPr>
+          <w:color w:val="4F81BD" w:themeColor="accent1"/>
+          <w14:shadow w14:blurRad="38100" w14:dist="25400" w14:dir="5400000" w14:sx="100000" w14:sy="100000" w14:kx="0" w14:ky="0" w14:algn="ctr">
+            <w14:srgbClr w14:val="6E747A">
+              <w14:alpha w14:val="57000"/>
+            </w14:srgbClr>
+          </w14:shadow>
+          <w14:textOutline w14:w="0" w14:cap="flat" w14:cmpd="sng" w14:algn="ctr">
+            <w14:noFill/>
+            <w14:prstDash w14:val="solid"/>
+            <w14:round/>
+          </w14:textOutline>
+        </w:rPr>
+        <w:t>)</w:t>
+      </w:r>
+    </w:p>
+    <w:p>
+      <w:pPr>
+        <w:pStyle w:val="Heading2"/>
+        <w:spacing w:before="0"/>
+        <w:rPr>
+          <w:rFonts w:ascii="Times New Roman" w:eastAsia="Times New Roman" w:hAnsi="Times New Roman" w:cs="Times New Roman"/>
+          <w:b w:val="0"/>
+          <w:bCs w:val="0"/>
+          <w:color w:val="auto"/>
+          <w:sz w:val="24"/>
+          <w:szCs w:val="24"/>
+        </w:rPr>
+      </w:pPr>
+    </w:p>
+    <w:p>
+      <w:pPr>
+        <w:pStyle w:val="Heading2"/>
+        <w:spacing w:before="0"/>
+        <w:rPr>
+          <w:rFonts w:ascii="Times New Roman" w:eastAsia="Times New Roman" w:hAnsi="Times New Roman" w:cs="Times New Roman"/>
+          <w:b w:val="0"/>
+          <w:bCs w:val="0"/>
+          <w:color w:val="auto"/>
+          <w:sz w:val="24"/>
+          <w:szCs w:val="24"/>
+        </w:rPr>
+      </w:pPr>
+      <w:r>
+        <w:rPr>
+          <w:rFonts w:ascii="Times New Roman" w:eastAsia="Times New Roman" w:hAnsi="Times New Roman" w:cs="Times New Roman"/>
+          <w:b w:val="0"/>
+          <w:bCs w:val="0"/>
+          <w:color w:val="auto"/>
+          <w:sz w:val="24"/>
+          <w:szCs w:val="24"/>
+        </w:rPr>
+        <w:t>2.Which layout technique is used and why?</w:t>
+      </w:r>
+    </w:p>
+    <w:p>
+      <w:pPr>
+        <w:spacing w:after="0"/>
+      </w:pPr>
+      <w:r>
+        <w:t>Answer:</w:t>
+      </w:r>
+      <w:r>
+        <w:rPr>
+          <w:color w:val="FF0000"/>
+        </w:rPr>
+        <w:t xml:space="preserve"> </w:t>
+      </w:r>
+      <w:r>
+        <w:t xml:space="preserve">Common web design layout techniques include </w:t>
+      </w:r>
+      <w:r>
+        <w:rPr>
+          <w:b/>
+          <w:bCs/>
+        </w:rPr>
+        <w:t>CSS Flexbox</w:t>
+      </w:r>
+      <w:r>
+        <w:t xml:space="preserve">, </w:t>
+      </w:r>
+      <w:r>
+        <w:rPr>
+          <w:b/>
+          <w:bCs/>
+        </w:rPr>
+        <w:t>CSS Grid</w:t>
+      </w:r>
+      <w:r>
+        <w:t xml:space="preserve">, and traditional </w:t>
+      </w:r>
+      <w:r>
+        <w:rPr>
+          <w:b/>
+          <w:bCs/>
+        </w:rPr>
+        <w:t>Float</w:t>
+      </w:r>
+      <w:r>
+        <w:t xml:space="preserve"> or </w:t>
+      </w:r>
+      <w:r>
+        <w:rPr>
+          <w:b/>
+          <w:bCs/>
+        </w:rPr>
+        <w:t>Responsive</w:t>
+      </w:r>
+      <w:r>
+        <w:t xml:space="preserve"> structures. Because your specific project or graphic was not provided, the correct technique depends entirely on the design goal</w:t>
+      </w:r>
+      <w:r>
+        <w:t>.</w:t>
+      </w:r>
+    </w:p>
+    <w:p>
+      <w:pPr>
+        <w:spacing w:after="0"/>
+        <w:rPr>
+          <w:color w:val="4F81BD" w:themeColor="accent1"/>
+          <w14:shadow w14:blurRad="38100" w14:dist="25400" w14:dir="5400000" w14:sx="100000" w14:sy="100000" w14:kx="0" w14:ky="0" w14:algn="ctr">
+            <w14:srgbClr w14:val="6E747A">
+              <w14:alpha w14:val="57000"/>
+            </w14:srgbClr>
+          </w14:shadow>
+          <w14:textOutline w14:w="0" w14:cap="flat" w14:cmpd="sng" w14:algn="ctr">
+            <w14:noFill/>
+            <w14:prstDash w14:val="solid"/>
+            <w14:round/>
+          </w14:textOutline>
+        </w:rPr>
+      </w:pPr>
+      <w:r>
+        <w:rPr>
+          <w:color w:val="4F81BD" w:themeColor="accent1"/>
+          <w14:shadow w14:blurRad="38100" w14:dist="25400" w14:dir="5400000" w14:sx="100000" w14:sy="100000" w14:kx="0" w14:ky="0" w14:algn="ctr">
+            <w14:srgbClr w14:val="6E747A">
+              <w14:alpha w14:val="57000"/>
+            </w14:srgbClr>
+          </w14:shadow>
+          <w14:textOutline w14:w="0" w14:cap="flat" w14:cmpd="sng" w14:algn="ctr">
+            <w14:noFill/>
+            <w14:prstDash w14:val="solid"/>
+            <w14:round/>
+          </w14:textOutline>
+        </w:rPr>
+        <w:t>(</w:t>
+      </w:r>
+      <w:r>
+        <w:rPr>
+          <w:color w:val="4F81BD" w:themeColor="accent1"/>
+          <w14:shadow w14:blurRad="38100" w14:dist="25400" w14:dir="5400000" w14:sx="100000" w14:sy="100000" w14:kx="0" w14:ky="0" w14:algn="ctr">
+            <w14:srgbClr w14:val="6E747A">
+              <w14:alpha w14:val="57000"/>
+            </w14:srgbClr>
+          </w14:shadow>
+          <w14:textOutline w14:w="0" w14:cap="flat" w14:cmpd="sng" w14:algn="ctr">
+            <w14:noFill/>
+            <w14:prstDash w14:val="solid"/>
+            <w14:round/>
+          </w14:textOutline>
+        </w:rPr>
+        <w:t>https://www.w3schools.com/html/html_layout.asp</w:t>
+      </w:r>
+      <w:r>
+        <w:rPr>
+          <w:color w:val="4F81BD" w:themeColor="accent1"/>
+          <w14:shadow w14:blurRad="38100" w14:dist="25400" w14:dir="5400000" w14:sx="100000" w14:sy="100000" w14:kx="0" w14:ky="0" w14:algn="ctr">
+            <w14:srgbClr w14:val="6E747A">
+              <w14:alpha w14:val="57000"/>
+            </w14:srgbClr>
+          </w14:shadow>
+          <w14:textOutline w14:w="0" w14:cap="flat" w14:cmpd="sng" w14:algn="ctr">
+            <w14:noFill/>
+            <w14:prstDash w14:val="solid"/>
+            <w14:round/>
+          </w14:textOutline>
+        </w:rPr>
+        <w:t>)</w:t>
+      </w:r>
+    </w:p>
+    <w:p>
+      <w:pPr>
+        <w:spacing w:after="0"/>
+      </w:pPr>
+    </w:p>
+    <w:p>
+      <w:pPr>
+        <w:spacing w:after="0"/>
+      </w:pPr>
+    </w:p>
+    <w:p>
+      <w:pPr>
+        <w:pStyle w:val="Heading2"/>
+        <w:spacing w:before="0"/>
+        <w:rPr>
+          <w:rFonts w:ascii="Times New Roman" w:eastAsia="Times New Roman" w:hAnsi="Times New Roman" w:cs="Times New Roman"/>
+          <w:b w:val="0"/>
+          <w:bCs w:val="0"/>
+          <w:color w:val="auto"/>
+          <w:sz w:val="24"/>
+          <w:szCs w:val="24"/>
+        </w:rPr>
+      </w:pPr>
+      <w:r>
+        <w:rPr>
+          <w:rFonts w:ascii="Times New Roman" w:eastAsia="Times New Roman" w:hAnsi="Times New Roman" w:cs="Times New Roman"/>
+          <w:b w:val="0"/>
+          <w:bCs w:val="0"/>
+          <w:color w:val="auto"/>
+          <w:sz w:val="24"/>
+          <w:szCs w:val="24"/>
+        </w:rPr>
+        <w:t xml:space="preserve">3. </w:t>
+      </w:r>
+      <w:proofErr w:type="gramStart"/>
+      <w:r>
+        <w:rPr>
+          <w:rFonts w:ascii="Times New Roman" w:eastAsia="Times New Roman" w:hAnsi="Times New Roman" w:cs="Times New Roman"/>
+          <w:b w:val="0"/>
+          <w:bCs w:val="0"/>
+          <w:color w:val="auto"/>
+          <w:sz w:val="24"/>
+          <w:szCs w:val="24"/>
+        </w:rPr>
+        <w:t>Are</w:t>
+      </w:r>
+      <w:proofErr w:type="gramEnd"/>
+      <w:r>
+        <w:rPr>
+          <w:rFonts w:ascii="Times New Roman" w:eastAsia="Times New Roman" w:hAnsi="Times New Roman" w:cs="Times New Roman"/>
+          <w:b w:val="0"/>
+          <w:bCs w:val="0"/>
+          <w:color w:val="auto"/>
+          <w:sz w:val="24"/>
+          <w:szCs w:val="24"/>
+        </w:rPr>
+        <w:t xml:space="preserve"> typography, spacing, colors, and contrast readable?</w:t>
+      </w:r>
+    </w:p>
+    <w:p>
+      <w:pPr>
+        <w:spacing w:after="0"/>
+      </w:pPr>
+      <w:r>
+        <w:t xml:space="preserve">Answer: </w:t>
+      </w:r>
+      <w:r>
+        <w:t>Yes, typography, spacing, colors, and contrast directly determine whether text is readable. When properly balanced, they prevent eye strain and make content easy to scan. When poorly configured, text becomes difficult or impossible to read.</w:t>
+      </w:r>
+    </w:p>
+    <w:p>
+      <w:pPr>
+        <w:spacing w:after="0"/>
+        <w:rPr>
+          <w:color w:val="4F81BD" w:themeColor="accent1"/>
+          <w14:shadow w14:blurRad="38100" w14:dist="25400" w14:dir="5400000" w14:sx="100000" w14:sy="100000" w14:kx="0" w14:ky="0" w14:algn="ctr">
+            <w14:srgbClr w14:val="6E747A">
+              <w14:alpha w14:val="57000"/>
+            </w14:srgbClr>
+          </w14:shadow>
+          <w14:textOutline w14:w="0" w14:cap="flat" w14:cmpd="sng" w14:algn="ctr">
+            <w14:noFill/>
+            <w14:prstDash w14:val="solid"/>
+            <w14:round/>
+          </w14:textOutline>
+        </w:rPr>
+      </w:pPr>
+      <w:r>
+        <w:rPr>
+          <w:color w:val="4F81BD" w:themeColor="accent1"/>
+          <w14:shadow w14:blurRad="38100" w14:dist="25400" w14:dir="5400000" w14:sx="100000" w14:sy="100000" w14:kx="0" w14:ky="0" w14:algn="ctr">
+            <w14:srgbClr w14:val="6E747A">
+              <w14:alpha w14:val="57000"/>
+            </w14:srgbClr>
+          </w14:shadow>
+          <w14:textOutline w14:w="0" w14:cap="flat" w14:cmpd="sng" w14:algn="ctr">
+            <w14:noFill/>
+            <w14:prstDash w14:val="solid"/>
+            <w14:round/>
+          </w14:textOutline>
+        </w:rPr>
+        <w:t>(</w:t>
+      </w:r>
+      <w:r>
+        <w:rPr>
+          <w:color w:val="4F81BD" w:themeColor="accent1"/>
+          <w14:shadow w14:blurRad="38100" w14:dist="25400" w14:dir="5400000" w14:sx="100000" w14:sy="100000" w14:kx="0" w14:ky="0" w14:algn="ctr">
+            <w14:srgbClr w14:val="6E747A">
+              <w14:alpha w14:val="57000"/>
+            </w14:srgbClr>
+          </w14:shadow>
+          <w14:textOutline w14:w="0" w14:cap="flat" w14:cmpd="sng" w14:algn="ctr">
+            <w14:noFill/>
+            <w14:prstDash w14:val="solid"/>
+            <w14:round/>
+          </w14:textOutline>
+        </w:rPr>
+        <w:t>https://guidelines.india.gov.in/activity/the-impact-of-typography-on-web-design-a-comprehensive-guide-to-aesthetics-and-readability/</w:t>
+      </w:r>
+      <w:r>
+        <w:rPr>
+          <w:color w:val="4F81BD" w:themeColor="accent1"/>
+          <w14:shadow w14:blurRad="38100" w14:dist="25400" w14:dir="5400000" w14:sx="100000" w14:sy="100000" w14:kx="0" w14:ky="0" w14:algn="ctr">
+            <w14:srgbClr w14:val="6E747A">
+              <w14:alpha w14:val="57000"/>
+            </w14:srgbClr>
+          </w14:shadow>
+          <w14:textOutline w14:w="0" w14:cap="flat" w14:cmpd="sng" w14:algn="ctr">
+            <w14:noFill/>
+            <w14:prstDash w14:val="solid"/>
+            <w14:round/>
+          </w14:textOutline>
+        </w:rPr>
+        <w:t>)</w:t>
+      </w:r>
+    </w:p>
+    <w:p>
+      <w:pPr>
+        <w:spacing w:after="0"/>
+      </w:pPr>
+    </w:p>
+    <w:p>
+      <w:pPr>
+        <w:pStyle w:val="Heading2"/>
+        <w:spacing w:before="0"/>
+        <w:rPr>
+          <w:rFonts w:ascii="Times New Roman" w:eastAsia="Times New Roman" w:hAnsi="Times New Roman" w:cs="Times New Roman"/>
+          <w:b w:val="0"/>
+          <w:bCs w:val="0"/>
+          <w:color w:val="auto"/>
+          <w:sz w:val="24"/>
+          <w:szCs w:val="24"/>
+        </w:rPr>
+      </w:pPr>
+      <w:r>
+        <w:rPr>
+          <w:rFonts w:ascii="Times New Roman" w:eastAsia="Times New Roman" w:hAnsi="Times New Roman" w:cs="Times New Roman"/>
+          <w:b w:val="0"/>
+          <w:bCs w:val="0"/>
+          <w:color w:val="auto"/>
+          <w:sz w:val="24"/>
+          <w:szCs w:val="24"/>
+        </w:rPr>
+        <w:t>4. Is the framework used consistently without unnecessary inline CSS?</w:t>
+      </w:r>
+    </w:p>
+    <w:p>
+      <w:pPr>
+        <w:spacing w:after="0"/>
+      </w:pPr>
+      <w:r>
+        <w:t xml:space="preserve">Answer: </w:t>
+      </w:r>
+      <w:r>
+        <w:t xml:space="preserve">style="" attributes. While they look like inline styles in the markup, they compile into clean external stylesheets and maintain design consistency without unnecessary true inline CSS. </w:t>
+      </w:r>
+    </w:p>
+    <w:p>
+      <w:pPr>
+        <w:spacing w:after="0"/>
+        <w:rPr>
+          <w:color w:val="4F81BD" w:themeColor="accent1"/>
+          <w14:shadow w14:blurRad="38100" w14:dist="25400" w14:dir="5400000" w14:sx="100000" w14:sy="100000" w14:kx="0" w14:ky="0" w14:algn="ctr">
+            <w14:srgbClr w14:val="6E747A">
+              <w14:alpha w14:val="57000"/>
+            </w14:srgbClr>
+          </w14:shadow>
+          <w14:textOutline w14:w="0" w14:cap="flat" w14:cmpd="sng" w14:algn="ctr">
+            <w14:noFill/>
+            <w14:prstDash w14:val="solid"/>
+            <w14:round/>
+          </w14:textOutline>
+        </w:rPr>
+      </w:pPr>
+      <w:r>
+        <w:rPr>
+          <w:color w:val="4F81BD" w:themeColor="accent1"/>
+          <w14:shadow w14:blurRad="38100" w14:dist="25400" w14:dir="5400000" w14:sx="100000" w14:sy="100000" w14:kx="0" w14:ky="0" w14:algn="ctr">
+            <w14:srgbClr w14:val="6E747A">
+              <w14:alpha w14:val="57000"/>
+            </w14:srgbClr>
+          </w14:shadow>
+          <w14:textOutline w14:w="0" w14:cap="flat" w14:cmpd="sng" w14:algn="ctr">
+            <w14:noFill/>
+            <w14:prstDash w14:val="solid"/>
+            <w14:round/>
+          </w14:textOutline>
+        </w:rPr>
+        <w:t>(</w:t>
+      </w:r>
+      <w:r>
+        <w:rPr>
+          <w:color w:val="4F81BD" w:themeColor="accent1"/>
+          <w14:shadow w14:blurRad="38100" w14:dist="25400" w14:dir="5400000" w14:sx="100000" w14:sy="100000" w14:kx="0" w14:ky="0" w14:algn="ctr">
+            <w14:srgbClr w14:val="6E747A">
+              <w14:alpha w14:val="57000"/>
+            </w14:srgbClr>
+          </w14:shadow>
+          <w14:textOutline w14:w="0" w14:cap="flat" w14:cmpd="sng" w14:algn="ctr">
+            <w14:noFill/>
+            <w14:prstDash w14:val="solid"/>
+            <w14:round/>
+          </w14:textOutline>
+        </w:rPr>
+        <w:t>https://www.reddit.com/r/Frontend/comments/rk3lr4/are_css_frameworks_really_necessary/</w:t>
+      </w:r>
+      <w:r>
+        <w:rPr>
+          <w:color w:val="4F81BD" w:themeColor="accent1"/>
+          <w14:shadow w14:blurRad="38100" w14:dist="25400" w14:dir="5400000" w14:sx="100000" w14:sy="100000" w14:kx="0" w14:ky="0" w14:algn="ctr">
+            <w14:srgbClr w14:val="6E747A">
+              <w14:alpha w14:val="57000"/>
+            </w14:srgbClr>
+          </w14:shadow>
+          <w14:textOutline w14:w="0" w14:cap="flat" w14:cmpd="sng" w14:algn="ctr">
+            <w14:noFill/>
+            <w14:prstDash w14:val="solid"/>
+            <w14:round/>
+          </w14:textOutline>
+        </w:rPr>
+        <w:t>)</w:t>
+      </w:r>
+    </w:p>
+    <w:p>
+      <w:pPr>
+        <w:jc w:val="both"/>
+      </w:pPr>
+    </w:p>
+    <w:p>
+      <w:pPr>
+        <w:pStyle w:val="Heading2"/>
+        <w:rPr>
+          <w:rFonts w:ascii="Times New Roman" w:hAnsi="Times New Roman"/>
+          <w:sz w:val="28"/>
+        </w:rPr>
+      </w:pPr>
+    </w:p>
+    <w:p>
+      <w:pPr>
+        <w:pStyle w:val="Heading2"/>
+        <w:numPr>
+          <w:ilvl w:val="0"/>
+          <w:numId w:val="7"/>
+        </w:numPr>
+        <w:rPr>
+          <w:rFonts w:ascii="Times New Roman" w:eastAsia="Times New Roman" w:hAnsi="Times New Roman" w:cstheme="minorBidi"/>
+          <w:bCs w:val="0"/>
+          <w:color w:val="FF0000"/>
+          <w:sz w:val="24"/>
+          <w:szCs w:val="22"/>
+        </w:rPr>
+      </w:pPr>
+      <w:r>
+        <w:rPr>
+          <w:rFonts w:ascii="Times New Roman" w:eastAsia="Times New Roman" w:hAnsi="Times New Roman" w:cstheme="minorBidi"/>
+          <w:bCs w:val="0"/>
+          <w:color w:val="auto"/>
+          <w:sz w:val="28"/>
+          <w:szCs w:val="22"/>
+        </w:rPr>
+        <w:t>Implementation/</w:t>
+      </w:r>
+      <w:r>
+        <w:t xml:space="preserve"> </w:t>
+      </w:r>
+      <w:r>
+        <w:rPr>
+          <w:rFonts w:ascii="Times New Roman" w:eastAsia="Times New Roman" w:hAnsi="Times New Roman" w:cstheme="minorBidi"/>
+          <w:bCs w:val="0"/>
+          <w:color w:val="auto"/>
+          <w:sz w:val="28"/>
+          <w:szCs w:val="22"/>
+        </w:rPr>
+        <w:t>Output/</w:t>
+      </w:r>
+      <w:proofErr w:type="gramStart"/>
+      <w:r>
+        <w:rPr>
+          <w:rFonts w:ascii="Times New Roman" w:eastAsia="Times New Roman" w:hAnsi="Times New Roman" w:cstheme="minorBidi"/>
+          <w:bCs w:val="0"/>
+          <w:color w:val="auto"/>
+          <w:sz w:val="28"/>
+          <w:szCs w:val="22"/>
+        </w:rPr>
+        <w:t xml:space="preserve">Result </w:t>
+      </w:r>
+      <w:r>
+        <w:rPr>
+          <w:rFonts w:ascii="Times New Roman" w:eastAsia="Times New Roman" w:hAnsi="Times New Roman" w:cstheme="minorBidi"/>
+          <w:bCs w:val="0"/>
+          <w:color w:val="FF0000"/>
+          <w:sz w:val="24"/>
+          <w:szCs w:val="22"/>
+        </w:rPr>
+        <w:t>:</w:t>
+      </w:r>
+      <w:proofErr w:type="gramEnd"/>
+    </w:p>
+    <w:p/>
+    <w:p>
+      <w:pPr>
+        <w:pStyle w:val="Heading2"/>
+        <w:numPr>
+          <w:ilvl w:val="0"/>
+          <w:numId w:val="7"/>
+        </w:numPr>
+        <w:rPr>
+          <w:rFonts w:ascii="Times New Roman" w:eastAsia="Times New Roman" w:hAnsi="Times New Roman" w:cstheme="minorBidi"/>
+          <w:bCs w:val="0"/>
+          <w:color w:val="auto"/>
+          <w:sz w:val="28"/>
+          <w:szCs w:val="22"/>
+        </w:rPr>
+      </w:pPr>
+      <w:r>
+        <w:rPr>
+          <w:rFonts w:ascii="Times New Roman" w:eastAsia="Times New Roman" w:hAnsi="Times New Roman" w:cstheme="minorBidi"/>
+          <w:bCs w:val="0"/>
+          <w:color w:val="auto"/>
+          <w:sz w:val="28"/>
+          <w:szCs w:val="22"/>
+        </w:rPr>
+        <w:t>Evidence of Work (Screenshots)</w:t>
+      </w:r>
+    </w:p>
+    <w:p>
+      <w:pPr>
+        <w:spacing w:after="0"/>
+        <w:jc w:val="center"/>
+        <w:rPr>
+          <w:rFonts w:cs="Times New Roman"/>
+          <w:color w:val="FF0000"/>
+          <w:szCs w:val="24"/>
+        </w:rPr>
+      </w:pPr>
+      <w:r>
+        <w:rPr>
+          <w:rFonts w:cs="Times New Roman"/>
+          <w:color w:val="FF0000"/>
+          <w:szCs w:val="24"/>
+        </w:rPr>
+        <w:t>Screenshot 1 (Add proper title and figure number Figure 1.1)</w:t>
+      </w:r>
+    </w:p>
+    <w:p>
+      <w:r>
+        <w:t>Description:</w:t>
+      </w:r>
+    </w:p>
+    <w:p>
+      <w:pPr>
+        <w:spacing w:after="0"/>
+        <w:jc w:val="center"/>
+        <w:rPr>
+          <w:rFonts w:cs="Times New Roman"/>
+          <w:color w:val="FF0000"/>
+          <w:szCs w:val="24"/>
+        </w:rPr>
+      </w:pPr>
+      <w:r>
+        <w:rPr>
+          <w:rFonts w:cs="Times New Roman"/>
+          <w:color w:val="FF0000"/>
+          <w:szCs w:val="24"/>
+        </w:rPr>
+        <w:t>Screenshot 2 (Add proper title and figure number Figure 1.2)</w:t>
+      </w:r>
+    </w:p>
+    <w:p>
+      <w:pPr>
+        <w:spacing w:after="0"/>
+        <w:jc w:val="center"/>
+        <w:rPr>
+          <w:rFonts w:cs="Times New Roman"/>
+          <w:color w:val="FF0000"/>
+          <w:szCs w:val="24"/>
+        </w:rPr>
+      </w:pPr>
+    </w:p>
+    <w:p>
+      <w:r>
+        <w:t>Description:</w:t>
+      </w:r>
+    </w:p>
+    <w:p>
+      <w:pPr>
+        <w:pStyle w:val="Heading2"/>
+        <w:rPr>
+          <w:rFonts w:ascii="Times New Roman" w:hAnsi="Times New Roman"/>
+          <w:sz w:val="28"/>
+        </w:rPr>
+      </w:pPr>
+    </w:p>
+    <w:p>
+      <w:pPr>
+        <w:pStyle w:val="Heading2"/>
+        <w:numPr>
+          <w:ilvl w:val="0"/>
+          <w:numId w:val="7"/>
+        </w:numPr>
+        <w:rPr>
+          <w:rFonts w:ascii="Times New Roman" w:eastAsia="Times New Roman" w:hAnsi="Times New Roman" w:cstheme="minorBidi"/>
+          <w:bCs w:val="0"/>
+          <w:color w:val="auto"/>
+          <w:sz w:val="28"/>
+          <w:szCs w:val="22"/>
+        </w:rPr>
+      </w:pPr>
+      <w:r>
+        <w:rPr>
+          <w:rFonts w:ascii="Times New Roman" w:eastAsia="Times New Roman" w:hAnsi="Times New Roman" w:cstheme="minorBidi"/>
+          <w:bCs w:val="0"/>
+          <w:color w:val="auto"/>
+          <w:sz w:val="28"/>
+          <w:szCs w:val="22"/>
+        </w:rPr>
+        <w:t>GitHub Repository Link:</w:t>
+      </w:r>
+    </w:p>
+    <w:p>
       <w:pPr>
         <w:pStyle w:val="Heading2"/>
         <w:rPr>
@@ -1788,17 +4182,18 @@
     </w:p>
     <w:p>
       <w:pPr>
-        <w:rPr>
-          <w:b/>
-          <w:sz w:val="28"/>
-        </w:rPr>
-      </w:pPr>
-      <w:r>
+        <w:jc w:val="both"/>
         <w:rPr>
           <w:bCs/>
           <w:szCs w:val="21"/>
         </w:rPr>
-        <w:t>I will be able to analyze requirements and prepare a structured project foundation before implementation.</w:t>
+      </w:pPr>
+      <w:r>
+        <w:rPr>
+          <w:bCs/>
+          <w:szCs w:val="21"/>
+        </w:rPr>
+        <w:t>I will design a professional, responsive, and reusable UI layout.</w:t>
       </w:r>
     </w:p>
     <w:p>
@@ -1828,7 +4223,6 @@
           <w:sz w:val="28"/>
           <w:szCs w:val="22"/>
         </w:rPr>
-        <w:lastRenderedPageBreak/>
         <w:t xml:space="preserve">Faculty Remarks: </w:t>
       </w:r>
       <w:r>
@@ -1844,6 +4238,60 @@
     </w:p>
     <w:p>
       <w:pPr>
+        <w:jc w:val="both"/>
+      </w:pPr>
+    </w:p>
+    <w:p>
+      <w:pPr>
+        <w:jc w:val="both"/>
+      </w:pPr>
+    </w:p>
+    <w:p>
+      <w:pPr>
+        <w:jc w:val="both"/>
+      </w:pPr>
+    </w:p>
+    <w:p>
+      <w:pPr>
+        <w:jc w:val="both"/>
+      </w:pPr>
+    </w:p>
+    <w:p>
+      <w:pPr>
+        <w:jc w:val="both"/>
+      </w:pPr>
+    </w:p>
+    <w:p>
+      <w:pPr>
+        <w:jc w:val="center"/>
+        <w:rPr>
+          <w:b/>
+          <w:sz w:val="32"/>
+        </w:rPr>
+      </w:pPr>
+    </w:p>
+    <w:p>
+      <w:pPr>
+        <w:jc w:val="center"/>
+      </w:pPr>
+      <w:r>
+        <w:rPr>
+          <w:b/>
+          <w:sz w:val="32"/>
+        </w:rPr>
+        <w:lastRenderedPageBreak/>
+        <w:t>Practical - 2</w:t>
+      </w:r>
+      <w:r>
+        <w:rPr>
+          <w:b/>
+          <w:sz w:val="32"/>
+        </w:rPr>
+        <w:br/>
+      </w:r>
+    </w:p>
+    <w:p>
+      <w:pPr>
         <w:rPr>
           <w:b/>
           <w:sz w:val="28"/>
@@ -1854,80 +4302,7 @@
           <w:b/>
           <w:sz w:val="28"/>
         </w:rPr>
-        <w:br/>
-      </w:r>
-    </w:p>
-    <w:p>
-      <w:pPr>
-        <w:jc w:val="both"/>
-      </w:pPr>
-    </w:p>
-    <w:p>
-      <w:pPr>
-        <w:jc w:val="both"/>
-      </w:pPr>
-    </w:p>
-    <w:p>
-      <w:pPr>
-        <w:jc w:val="both"/>
-      </w:pPr>
-    </w:p>
-    <w:p>
-      <w:pPr>
-        <w:jc w:val="both"/>
-      </w:pPr>
-    </w:p>
-    <w:p>
-      <w:pPr>
-        <w:jc w:val="center"/>
-      </w:pPr>
-      <w:r>
-        <w:rPr>
-          <w:b/>
-          <w:sz w:val="32"/>
-        </w:rPr>
-        <w:t>Practical - 3</w:t>
-      </w:r>
-      <w:r>
-        <w:rPr>
-          <w:b/>
-          <w:sz w:val="32"/>
-        </w:rPr>
-        <w:br/>
-      </w:r>
-    </w:p>
-    <w:p>
-      <w:pPr>
-        <w:jc w:val="both"/>
-        <w:rPr>
-          <w:b/>
-          <w:sz w:val="28"/>
-        </w:rPr>
-      </w:pPr>
-      <w:r>
-        <w:rPr>
-          <w:b/>
-          <w:sz w:val="28"/>
-        </w:rPr>
-        <w:t xml:space="preserve">Practical </w:t>
-      </w:r>
-      <w:proofErr w:type="spellStart"/>
-      <w:proofErr w:type="gramStart"/>
-      <w:r>
-        <w:rPr>
-          <w:b/>
-          <w:sz w:val="28"/>
-        </w:rPr>
-        <w:t>Title:Responsive</w:t>
-      </w:r>
-      <w:proofErr w:type="spellEnd"/>
-      <w:proofErr w:type="gramEnd"/>
-      <w:r>
-        <w:rPr>
-          <w:b/>
-          <w:sz w:val="28"/>
-        </w:rPr>
-        <w:t xml:space="preserve"> UI Design using CSS Grid, Flexbox, and Bootstrap/Tailwind</w:t>
+        <w:t>Practical Title: Semantic HTML5 Pages with Accessibility-Ready Structure</w:t>
       </w:r>
     </w:p>
     <w:p>
@@ -1935,6 +4310,13 @@
         <w:pStyle w:val="Heading2"/>
         <w:spacing w:before="0"/>
         <w:jc w:val="both"/>
+        <w:rPr>
+          <w:rFonts w:ascii="Times New Roman" w:hAnsi="Times New Roman" w:cs="Times New Roman"/>
+          <w:sz w:val="24"/>
+          <w:szCs w:val="24"/>
+        </w:rPr>
+      </w:pPr>
+      <w:r>
         <w:rPr>
           <w:rFonts w:ascii="Times New Roman" w:eastAsia="Times New Roman" w:hAnsi="Times New Roman" w:cs="Times New Roman"/>
           <w:b w:val="0"/>
@@ -1943,7 +4325,10 @@
           <w:sz w:val="24"/>
           <w:szCs w:val="24"/>
         </w:rPr>
-      </w:pPr>
+        <w:t xml:space="preserve">Problem </w:t>
+      </w:r>
+      <w:proofErr w:type="spellStart"/>
+      <w:proofErr w:type="gramStart"/>
       <w:r>
         <w:rPr>
           <w:rFonts w:ascii="Times New Roman" w:eastAsia="Times New Roman" w:hAnsi="Times New Roman" w:cs="Times New Roman"/>
@@ -1953,10 +4338,10 @@
           <w:sz w:val="24"/>
           <w:szCs w:val="24"/>
         </w:rPr>
-        <w:t xml:space="preserve">Problem </w:t>
-      </w:r>
-      <w:proofErr w:type="spellStart"/>
-      <w:proofErr w:type="gramStart"/>
+        <w:t>Definition:Develop</w:t>
+      </w:r>
+      <w:proofErr w:type="spellEnd"/>
+      <w:proofErr w:type="gramEnd"/>
       <w:r>
         <w:rPr>
           <w:rFonts w:ascii="Times New Roman" w:eastAsia="Times New Roman" w:hAnsi="Times New Roman" w:cs="Times New Roman"/>
@@ -1966,10 +4351,9 @@
           <w:sz w:val="24"/>
           <w:szCs w:val="24"/>
         </w:rPr>
-        <w:t>Definition:Design</w:t>
-      </w:r>
-      <w:proofErr w:type="spellEnd"/>
-      <w:proofErr w:type="gramEnd"/>
+        <w:t xml:space="preserve"> static HTML5 skeletons for at least 10 </w:t>
+      </w:r>
+      <w:proofErr w:type="spellStart"/>
       <w:r>
         <w:rPr>
           <w:rFonts w:ascii="Times New Roman" w:eastAsia="Times New Roman" w:hAnsi="Times New Roman" w:cs="Times New Roman"/>
@@ -1979,20 +4363,9 @@
           <w:sz w:val="24"/>
           <w:szCs w:val="24"/>
         </w:rPr>
-        <w:t xml:space="preserve"> responsive layouts for Home, About, Registration, Dashboard, </w:t>
-      </w:r>
-    </w:p>
-    <w:p>
-      <w:pPr>
-        <w:pStyle w:val="Heading2"/>
-        <w:spacing w:before="0"/>
-        <w:jc w:val="both"/>
-        <w:rPr>
-          <w:rFonts w:ascii="Times New Roman" w:hAnsi="Times New Roman" w:cs="Times New Roman"/>
-          <w:sz w:val="24"/>
-          <w:szCs w:val="24"/>
-        </w:rPr>
-      </w:pPr>
+        <w:t>StudentHub</w:t>
+      </w:r>
+      <w:proofErr w:type="spellEnd"/>
       <w:r>
         <w:rPr>
           <w:rFonts w:ascii="Times New Roman" w:eastAsia="Times New Roman" w:hAnsi="Times New Roman" w:cs="Times New Roman"/>
@@ -2002,7 +4375,7 @@
           <w:sz w:val="24"/>
           <w:szCs w:val="24"/>
         </w:rPr>
-        <w:t>and Events pages using CSS Grid and Flexbox. Optional to use CSS framework such as Bootstrap or Tailwind. Ensure mobile-first responsiveness.</w:t>
+        <w:t xml:space="preserve"> pages such as Home, About, Register, Login, Dashboard, Events, Profile, Contact, Admin, FAQ, and Feedback. Use semantic tags and accessibility-friendly structure.</w:t>
       </w:r>
     </w:p>
     <w:p>
@@ -2035,7 +4408,7 @@
       <w:pPr>
         <w:numPr>
           <w:ilvl w:val="0"/>
-          <w:numId w:val="9"/>
+          <w:numId w:val="10"/>
         </w:numPr>
         <w:spacing w:after="0"/>
         <w:rPr>
@@ -2048,7 +4421,7 @@
           <w:rFonts w:cs="Times New Roman"/>
           <w:szCs w:val="24"/>
         </w:rPr>
-        <w:t>How does the layout adapt for mobile, tablet, and desktop screens?</w:t>
+        <w:t>Are semantic tags such as header, nav, main, section, article, aside, and footer used properly?</w:t>
       </w:r>
     </w:p>
     <w:p>
@@ -2076,6 +4449,10 @@
     <w:p>
       <w:pPr>
         <w:pStyle w:val="Heading2"/>
+        <w:numPr>
+          <w:ilvl w:val="0"/>
+          <w:numId w:val="10"/>
+        </w:numPr>
         <w:spacing w:before="0"/>
         <w:rPr>
           <w:rFonts w:ascii="Times New Roman" w:eastAsia="Times New Roman" w:hAnsi="Times New Roman" w:cs="Times New Roman"/>
@@ -2095,7 +4472,7 @@
           <w:sz w:val="24"/>
           <w:szCs w:val="24"/>
         </w:rPr>
-        <w:t>2.Which layout technique is used and why?</w:t>
+        <w:t>Are form labels, headings, image alt text, and navigation links accessible?</w:t>
       </w:r>
     </w:p>
     <w:p>
@@ -2147,107 +4524,22 @@
           <w:sz w:val="24"/>
           <w:szCs w:val="24"/>
         </w:rPr>
-        <w:t xml:space="preserve">3. </w:t>
-      </w:r>
-      <w:proofErr w:type="gramStart"/>
-      <w:r>
-        <w:rPr>
-          <w:rFonts w:ascii="Times New Roman" w:eastAsia="Times New Roman" w:hAnsi="Times New Roman" w:cs="Times New Roman"/>
-          <w:b w:val="0"/>
-          <w:bCs w:val="0"/>
-          <w:color w:val="auto"/>
-          <w:sz w:val="24"/>
-          <w:szCs w:val="24"/>
-        </w:rPr>
-        <w:t>Are</w:t>
-      </w:r>
-      <w:proofErr w:type="gramEnd"/>
-      <w:r>
-        <w:rPr>
-          <w:rFonts w:ascii="Times New Roman" w:eastAsia="Times New Roman" w:hAnsi="Times New Roman" w:cs="Times New Roman"/>
-          <w:b w:val="0"/>
-          <w:bCs w:val="0"/>
-          <w:color w:val="auto"/>
-          <w:sz w:val="24"/>
-          <w:szCs w:val="24"/>
-        </w:rPr>
-        <w:t xml:space="preserve"> typography, spacing, colors, and contrast readable?</w:t>
+        <w:t>3. Is the page structure consistent across all pages?</w:t>
       </w:r>
     </w:p>
     <w:p>
       <w:pPr>
         <w:spacing w:after="0"/>
+      </w:pPr>
+      <w:r>
+        <w:t xml:space="preserve">Answer: </w:t>
+      </w:r>
+      <w:r>
         <w:rPr>
           <w:color w:val="FF0000"/>
         </w:rPr>
-      </w:pPr>
-      <w:r>
-        <w:t xml:space="preserve">Answer: </w:t>
-      </w:r>
-      <w:r>
-        <w:rPr>
-          <w:color w:val="FF0000"/>
-        </w:rPr>
         <w:t>Write your answer in your own words. Do not copy and paste content directly from AI tools. At the end of your answer, provide the website(s) or reference link(s) you used for research.</w:t>
       </w:r>
-    </w:p>
-    <w:p>
-      <w:pPr>
-        <w:spacing w:after="0"/>
-      </w:pPr>
-    </w:p>
-    <w:p>
-      <w:pPr>
-        <w:spacing w:after="0"/>
-      </w:pPr>
-    </w:p>
-    <w:p>
-      <w:pPr>
-        <w:pStyle w:val="Heading2"/>
-        <w:spacing w:before="0"/>
-        <w:rPr>
-          <w:rFonts w:ascii="Times New Roman" w:eastAsia="Times New Roman" w:hAnsi="Times New Roman" w:cs="Times New Roman"/>
-          <w:b w:val="0"/>
-          <w:bCs w:val="0"/>
-          <w:color w:val="auto"/>
-          <w:sz w:val="24"/>
-          <w:szCs w:val="24"/>
-        </w:rPr>
-      </w:pPr>
-      <w:r>
-        <w:rPr>
-          <w:rFonts w:ascii="Times New Roman" w:eastAsia="Times New Roman" w:hAnsi="Times New Roman" w:cs="Times New Roman"/>
-          <w:b w:val="0"/>
-          <w:bCs w:val="0"/>
-          <w:color w:val="auto"/>
-          <w:sz w:val="24"/>
-          <w:szCs w:val="24"/>
-        </w:rPr>
-        <w:lastRenderedPageBreak/>
-        <w:t>4. Is the framework used consistently without unnecessary inline CSS?</w:t>
-      </w:r>
-    </w:p>
-    <w:p>
-      <w:pPr>
-        <w:spacing w:after="0"/>
-        <w:rPr>
-          <w:color w:val="FF0000"/>
-        </w:rPr>
-      </w:pPr>
-      <w:r>
-        <w:t xml:space="preserve">Answer: </w:t>
-      </w:r>
-      <w:r>
-        <w:rPr>
-          <w:color w:val="FF0000"/>
-        </w:rPr>
-        <w:t>Write your answer in your own words. Do not copy and paste content directly from AI tools. At the end of your answer, provide the website(s) or reference link(s) you used for research.</w:t>
-      </w:r>
-    </w:p>
-    <w:p>
-      <w:pPr>
-        <w:jc w:val="both"/>
-      </w:pPr>
     </w:p>
     <w:p>
       <w:pPr>
@@ -2603,7 +4895,7 @@
           <w:bCs/>
           <w:szCs w:val="21"/>
         </w:rPr>
-        <w:t>I will design a professional, responsive, and reusable UI layout.</w:t>
+        <w:t>I will create clean, linked, and accessibility-ready HTML page structures.</w:t>
       </w:r>
     </w:p>
     <w:p>
@@ -2651,709 +4943,12 @@
         <w:jc w:val="both"/>
       </w:pPr>
     </w:p>
-    <w:p>
-      <w:pPr>
-        <w:jc w:val="both"/>
-      </w:pPr>
-    </w:p>
-    <w:p>
-      <w:pPr>
-        <w:jc w:val="both"/>
-      </w:pPr>
-    </w:p>
-    <w:p>
-      <w:pPr>
-        <w:jc w:val="both"/>
-      </w:pPr>
-    </w:p>
-    <w:p>
-      <w:pPr>
-        <w:jc w:val="both"/>
-      </w:pPr>
-    </w:p>
-    <w:p>
-      <w:pPr>
-        <w:jc w:val="both"/>
-      </w:pPr>
-    </w:p>
-    <w:p>
-      <w:pPr>
-        <w:jc w:val="center"/>
-      </w:pPr>
-      <w:r>
-        <w:rPr>
-          <w:b/>
-          <w:sz w:val="32"/>
-        </w:rPr>
-        <w:t>Practical - 2</w:t>
-      </w:r>
-      <w:r>
-        <w:rPr>
-          <w:b/>
-          <w:sz w:val="32"/>
-        </w:rPr>
-        <w:br/>
-      </w:r>
-    </w:p>
-    <w:p>
-      <w:pPr>
-        <w:jc w:val="both"/>
-        <w:rPr>
-          <w:b/>
-          <w:sz w:val="28"/>
-        </w:rPr>
-      </w:pPr>
-      <w:r>
-        <w:rPr>
-          <w:b/>
-          <w:sz w:val="28"/>
-        </w:rPr>
-        <w:t>Practical Title: Semantic HTML5 Pages with Accessibility-Ready Structure</w:t>
-      </w:r>
-    </w:p>
-    <w:p>
-      <w:pPr>
-        <w:pStyle w:val="Heading2"/>
-        <w:spacing w:before="0"/>
-        <w:jc w:val="both"/>
-        <w:rPr>
-          <w:rFonts w:ascii="Times New Roman" w:hAnsi="Times New Roman" w:cs="Times New Roman"/>
-          <w:sz w:val="24"/>
-          <w:szCs w:val="24"/>
-        </w:rPr>
-      </w:pPr>
-      <w:r>
-        <w:rPr>
-          <w:rFonts w:ascii="Times New Roman" w:eastAsia="Times New Roman" w:hAnsi="Times New Roman" w:cs="Times New Roman"/>
-          <w:b w:val="0"/>
-          <w:bCs w:val="0"/>
-          <w:color w:val="auto"/>
-          <w:sz w:val="24"/>
-          <w:szCs w:val="24"/>
-        </w:rPr>
-        <w:t xml:space="preserve">Problem </w:t>
-      </w:r>
-      <w:proofErr w:type="spellStart"/>
-      <w:proofErr w:type="gramStart"/>
-      <w:r>
-        <w:rPr>
-          <w:rFonts w:ascii="Times New Roman" w:eastAsia="Times New Roman" w:hAnsi="Times New Roman" w:cs="Times New Roman"/>
-          <w:b w:val="0"/>
-          <w:bCs w:val="0"/>
-          <w:color w:val="auto"/>
-          <w:sz w:val="24"/>
-          <w:szCs w:val="24"/>
-        </w:rPr>
-        <w:t>Definition:Develop</w:t>
-      </w:r>
-      <w:proofErr w:type="spellEnd"/>
-      <w:proofErr w:type="gramEnd"/>
-      <w:r>
-        <w:rPr>
-          <w:rFonts w:ascii="Times New Roman" w:eastAsia="Times New Roman" w:hAnsi="Times New Roman" w:cs="Times New Roman"/>
-          <w:b w:val="0"/>
-          <w:bCs w:val="0"/>
-          <w:color w:val="auto"/>
-          <w:sz w:val="24"/>
-          <w:szCs w:val="24"/>
-        </w:rPr>
-        <w:t xml:space="preserve"> static HTML5 skeletons for at least 10 </w:t>
-      </w:r>
-      <w:proofErr w:type="spellStart"/>
-      <w:r>
-        <w:rPr>
-          <w:rFonts w:ascii="Times New Roman" w:eastAsia="Times New Roman" w:hAnsi="Times New Roman" w:cs="Times New Roman"/>
-          <w:b w:val="0"/>
-          <w:bCs w:val="0"/>
-          <w:color w:val="auto"/>
-          <w:sz w:val="24"/>
-          <w:szCs w:val="24"/>
-        </w:rPr>
-        <w:t>StudentHub</w:t>
-      </w:r>
-      <w:proofErr w:type="spellEnd"/>
-      <w:r>
-        <w:rPr>
-          <w:rFonts w:ascii="Times New Roman" w:eastAsia="Times New Roman" w:hAnsi="Times New Roman" w:cs="Times New Roman"/>
-          <w:b w:val="0"/>
-          <w:bCs w:val="0"/>
-          <w:color w:val="auto"/>
-          <w:sz w:val="24"/>
-          <w:szCs w:val="24"/>
-        </w:rPr>
-        <w:t xml:space="preserve"> pages such as Home, About, Register, Login, Dashboard, Events, Profile, Contact, Admin, FAQ, and Feedback. Use semantic tags and accessibility-friendly structure.</w:t>
-      </w:r>
-    </w:p>
-    <w:p>
-      <w:pPr>
-        <w:pStyle w:val="Heading2"/>
-        <w:numPr>
-          <w:ilvl w:val="0"/>
-          <w:numId w:val="7"/>
-        </w:numPr>
-        <w:rPr>
-          <w:rFonts w:ascii="Times New Roman" w:eastAsia="Times New Roman" w:hAnsi="Times New Roman" w:cstheme="minorBidi"/>
-          <w:bCs w:val="0"/>
-          <w:color w:val="auto"/>
-          <w:sz w:val="28"/>
-          <w:szCs w:val="22"/>
-        </w:rPr>
-      </w:pPr>
-      <w:r>
-        <w:rPr>
-          <w:rFonts w:ascii="Times New Roman" w:eastAsia="Times New Roman" w:hAnsi="Times New Roman" w:cstheme="minorBidi"/>
-          <w:bCs w:val="0"/>
-          <w:color w:val="auto"/>
-          <w:sz w:val="28"/>
-          <w:szCs w:val="22"/>
-        </w:rPr>
-        <w:t>Theory</w:t>
-      </w:r>
-    </w:p>
-    <w:p>
-      <w:pPr>
-        <w:numPr>
-          <w:ilvl w:val="0"/>
-          <w:numId w:val="10"/>
-        </w:numPr>
-        <w:spacing w:after="0"/>
-        <w:rPr>
-          <w:rFonts w:cs="Times New Roman"/>
-          <w:szCs w:val="24"/>
-        </w:rPr>
-      </w:pPr>
-      <w:r>
-        <w:rPr>
-          <w:rFonts w:cs="Times New Roman"/>
-          <w:szCs w:val="24"/>
-        </w:rPr>
-        <w:t>Are semantic tags such as header, nav, main, section, article, aside, and footer used properly?</w:t>
-      </w:r>
-    </w:p>
-    <w:p>
-      <w:pPr>
-        <w:spacing w:after="0"/>
-        <w:rPr>
-          <w:color w:val="FF0000"/>
-        </w:rPr>
-      </w:pPr>
-      <w:r>
-        <w:t xml:space="preserve">Answer:  </w:t>
-      </w:r>
-      <w:r>
-        <w:rPr>
-          <w:color w:val="FF0000"/>
-        </w:rPr>
-        <w:t>Write your answer in your own words. Do not copy and paste content directly from AI tools. At the end of your answer, provide the website(s) or reference link(s) you used for research.</w:t>
-      </w:r>
-    </w:p>
-    <w:p>
-      <w:pPr>
-        <w:spacing w:after="0"/>
-      </w:pPr>
-    </w:p>
-    <w:p>
-      <w:pPr>
-        <w:pStyle w:val="Heading2"/>
-        <w:numPr>
-          <w:ilvl w:val="0"/>
-          <w:numId w:val="10"/>
-        </w:numPr>
-        <w:spacing w:before="0"/>
-        <w:rPr>
-          <w:rFonts w:ascii="Times New Roman" w:eastAsia="Times New Roman" w:hAnsi="Times New Roman" w:cs="Times New Roman"/>
-          <w:b w:val="0"/>
-          <w:bCs w:val="0"/>
-          <w:color w:val="auto"/>
-          <w:sz w:val="24"/>
-          <w:szCs w:val="24"/>
-        </w:rPr>
-      </w:pPr>
-      <w:r>
-        <w:rPr>
-          <w:rFonts w:ascii="Times New Roman" w:eastAsia="Times New Roman" w:hAnsi="Times New Roman" w:cs="Times New Roman"/>
-          <w:b w:val="0"/>
-          <w:bCs w:val="0"/>
-          <w:color w:val="auto"/>
-          <w:sz w:val="24"/>
-          <w:szCs w:val="24"/>
-        </w:rPr>
-        <w:t>Are form labels, headings, image alt text, and navigation links accessible?</w:t>
-      </w:r>
-    </w:p>
-    <w:p>
-      <w:pPr>
-        <w:spacing w:after="0"/>
-        <w:rPr>
-          <w:color w:val="FF0000"/>
-        </w:rPr>
-      </w:pPr>
-      <w:r>
-        <w:t>Answer:</w:t>
-      </w:r>
-      <w:r>
-        <w:rPr>
-          <w:color w:val="FF0000"/>
-        </w:rPr>
-        <w:t xml:space="preserve"> Write your answer in your own words. Do not copy and paste content directly from AI tools. At the end of your answer, provide the website(s) or reference link(s) you used for research.</w:t>
-      </w:r>
-    </w:p>
-    <w:p>
-      <w:pPr>
-        <w:spacing w:after="0"/>
-      </w:pPr>
-    </w:p>
-    <w:p>
-      <w:pPr>
-        <w:spacing w:after="0"/>
-      </w:pPr>
-    </w:p>
-    <w:p>
-      <w:pPr>
-        <w:pStyle w:val="Heading2"/>
-        <w:spacing w:before="0"/>
-        <w:rPr>
-          <w:rFonts w:ascii="Times New Roman" w:eastAsia="Times New Roman" w:hAnsi="Times New Roman" w:cs="Times New Roman"/>
-          <w:b w:val="0"/>
-          <w:bCs w:val="0"/>
-          <w:color w:val="auto"/>
-          <w:sz w:val="24"/>
-          <w:szCs w:val="24"/>
-        </w:rPr>
-      </w:pPr>
-      <w:r>
-        <w:rPr>
-          <w:rFonts w:ascii="Times New Roman" w:eastAsia="Times New Roman" w:hAnsi="Times New Roman" w:cs="Times New Roman"/>
-          <w:b w:val="0"/>
-          <w:bCs w:val="0"/>
-          <w:color w:val="auto"/>
-          <w:sz w:val="24"/>
-          <w:szCs w:val="24"/>
-        </w:rPr>
-        <w:t>3. Is the page structure consistent across all pages?</w:t>
-      </w:r>
-    </w:p>
-    <w:p>
-      <w:pPr>
-        <w:spacing w:after="0"/>
-      </w:pPr>
-      <w:r>
-        <w:t xml:space="preserve">Answer: </w:t>
-      </w:r>
-      <w:r>
-        <w:rPr>
-          <w:color w:val="FF0000"/>
-        </w:rPr>
-        <w:t>Write your answer in your own words. Do not copy and paste content directly from AI tools. At the end of your answer, provide the website(s) or reference link(s) you used for research.</w:t>
-      </w:r>
-    </w:p>
-    <w:p>
-      <w:pPr>
-        <w:jc w:val="both"/>
-      </w:pPr>
-    </w:p>
-    <w:p>
-      <w:pPr>
-        <w:jc w:val="both"/>
-      </w:pPr>
-    </w:p>
-    <w:p>
-      <w:pPr>
-        <w:jc w:val="both"/>
-      </w:pPr>
-    </w:p>
-    <w:p>
-      <w:pPr>
-        <w:jc w:val="both"/>
-      </w:pPr>
-    </w:p>
-    <w:p>
-      <w:pPr>
-        <w:pStyle w:val="Heading2"/>
-        <w:rPr>
-          <w:rFonts w:ascii="Times New Roman" w:hAnsi="Times New Roman"/>
-          <w:sz w:val="28"/>
-        </w:rPr>
-      </w:pPr>
-    </w:p>
-    <w:p>
-      <w:pPr>
-        <w:pStyle w:val="Heading2"/>
-        <w:numPr>
-          <w:ilvl w:val="0"/>
-          <w:numId w:val="7"/>
-        </w:numPr>
-        <w:rPr>
-          <w:rFonts w:ascii="Times New Roman" w:eastAsia="Times New Roman" w:hAnsi="Times New Roman" w:cstheme="minorBidi"/>
-          <w:bCs w:val="0"/>
-          <w:color w:val="FF0000"/>
-          <w:sz w:val="24"/>
-          <w:szCs w:val="22"/>
-        </w:rPr>
-      </w:pPr>
-      <w:r>
-        <w:rPr>
-          <w:rFonts w:ascii="Times New Roman" w:eastAsia="Times New Roman" w:hAnsi="Times New Roman" w:cstheme="minorBidi"/>
-          <w:bCs w:val="0"/>
-          <w:color w:val="auto"/>
-          <w:sz w:val="28"/>
-          <w:szCs w:val="22"/>
-        </w:rPr>
-        <w:t>Implementation/</w:t>
-      </w:r>
-      <w:r>
-        <w:t xml:space="preserve"> </w:t>
-      </w:r>
-      <w:r>
-        <w:rPr>
-          <w:rFonts w:ascii="Times New Roman" w:eastAsia="Times New Roman" w:hAnsi="Times New Roman" w:cstheme="minorBidi"/>
-          <w:bCs w:val="0"/>
-          <w:color w:val="auto"/>
-          <w:sz w:val="28"/>
-          <w:szCs w:val="22"/>
-        </w:rPr>
-        <w:t xml:space="preserve">Output/Result </w:t>
-      </w:r>
-      <w:r>
-        <w:rPr>
-          <w:rFonts w:ascii="Times New Roman" w:eastAsia="Times New Roman" w:hAnsi="Times New Roman" w:cstheme="minorBidi"/>
-          <w:bCs w:val="0"/>
-          <w:color w:val="FF0000"/>
-          <w:sz w:val="24"/>
-          <w:szCs w:val="22"/>
-        </w:rPr>
-        <w:t>(Keep only one option which is suitable to practical)</w:t>
-      </w:r>
-    </w:p>
-    <w:p>
-      <w:pPr>
-        <w:pStyle w:val="Heading2"/>
-        <w:spacing w:before="0"/>
-        <w:rPr>
-          <w:rFonts w:ascii="Times New Roman" w:eastAsia="Times New Roman" w:hAnsi="Times New Roman" w:cs="Times New Roman"/>
-          <w:b w:val="0"/>
-          <w:bCs w:val="0"/>
-          <w:color w:val="FF0000"/>
-          <w:sz w:val="24"/>
-          <w:szCs w:val="24"/>
-        </w:rPr>
-      </w:pPr>
-      <w:r>
-        <w:rPr>
-          <w:rFonts w:ascii="Times New Roman" w:eastAsia="Times New Roman" w:hAnsi="Times New Roman" w:cs="Times New Roman"/>
-          <w:b w:val="0"/>
-          <w:bCs w:val="0"/>
-          <w:color w:val="FF0000"/>
-          <w:sz w:val="24"/>
-          <w:szCs w:val="24"/>
-        </w:rPr>
-        <w:t xml:space="preserve">Here you can add your learning code/tags/style </w:t>
-      </w:r>
-      <w:proofErr w:type="spellStart"/>
-      <w:r>
-        <w:rPr>
-          <w:rFonts w:ascii="Times New Roman" w:eastAsia="Times New Roman" w:hAnsi="Times New Roman" w:cs="Times New Roman"/>
-          <w:b w:val="0"/>
-          <w:bCs w:val="0"/>
-          <w:color w:val="FF0000"/>
-          <w:sz w:val="24"/>
-          <w:szCs w:val="24"/>
-        </w:rPr>
-        <w:t>etc</w:t>
-      </w:r>
-      <w:proofErr w:type="spellEnd"/>
-    </w:p>
-    <w:p>
-      <w:pPr>
-        <w:pStyle w:val="Heading2"/>
-        <w:numPr>
-          <w:ilvl w:val="0"/>
-          <w:numId w:val="7"/>
-        </w:numPr>
-        <w:rPr>
-          <w:rFonts w:ascii="Times New Roman" w:eastAsia="Times New Roman" w:hAnsi="Times New Roman" w:cstheme="minorBidi"/>
-          <w:bCs w:val="0"/>
-          <w:color w:val="auto"/>
-          <w:sz w:val="28"/>
-          <w:szCs w:val="22"/>
-        </w:rPr>
-      </w:pPr>
-      <w:r>
-        <w:rPr>
-          <w:rFonts w:ascii="Times New Roman" w:eastAsia="Times New Roman" w:hAnsi="Times New Roman" w:cstheme="minorBidi"/>
-          <w:bCs w:val="0"/>
-          <w:color w:val="auto"/>
-          <w:sz w:val="28"/>
-          <w:szCs w:val="22"/>
-        </w:rPr>
-        <w:t>Evidence of Work (Screenshots)</w:t>
-      </w:r>
-    </w:p>
-    <w:p>
-      <w:pPr>
-        <w:spacing w:after="0"/>
-        <w:jc w:val="center"/>
-        <w:rPr>
-          <w:rFonts w:cs="Times New Roman"/>
-          <w:color w:val="FF0000"/>
-          <w:szCs w:val="24"/>
-        </w:rPr>
-      </w:pPr>
-      <w:r>
-        <w:rPr>
-          <w:rFonts w:cs="Times New Roman"/>
-          <w:color w:val="FF0000"/>
-          <w:szCs w:val="24"/>
-        </w:rPr>
-        <w:t>Screenshot 1 (Add proper title and figure number Figure 1.1)</w:t>
-      </w:r>
-    </w:p>
-    <w:p>
-      <w:r>
-        <w:t>Description:</w:t>
-      </w:r>
-    </w:p>
-    <w:p>
-      <w:pPr>
-        <w:spacing w:after="0"/>
-        <w:jc w:val="center"/>
-        <w:rPr>
-          <w:rFonts w:cs="Times New Roman"/>
-          <w:color w:val="FF0000"/>
-          <w:szCs w:val="24"/>
-        </w:rPr>
-      </w:pPr>
-      <w:r>
-        <w:rPr>
-          <w:rFonts w:cs="Times New Roman"/>
-          <w:color w:val="FF0000"/>
-          <w:szCs w:val="24"/>
-        </w:rPr>
-        <w:t>Screenshot 2 (Add proper title and figure number Figure 1.2)</w:t>
-      </w:r>
-    </w:p>
-    <w:p>
-      <w:pPr>
-        <w:spacing w:after="0"/>
-        <w:jc w:val="center"/>
-        <w:rPr>
-          <w:rFonts w:cs="Times New Roman"/>
-          <w:color w:val="FF0000"/>
-          <w:szCs w:val="24"/>
-        </w:rPr>
-      </w:pPr>
-    </w:p>
-    <w:p>
-      <w:r>
-        <w:t>Description:</w:t>
-      </w:r>
-    </w:p>
-    <w:p>
-      <w:pPr>
-        <w:pStyle w:val="Heading2"/>
-        <w:rPr>
-          <w:rFonts w:ascii="Times New Roman" w:hAnsi="Times New Roman"/>
-          <w:sz w:val="28"/>
-        </w:rPr>
-      </w:pPr>
-    </w:p>
-    <w:p>
-      <w:pPr>
-        <w:pStyle w:val="Heading2"/>
-        <w:numPr>
-          <w:ilvl w:val="0"/>
-          <w:numId w:val="7"/>
-        </w:numPr>
-        <w:rPr>
-          <w:rFonts w:ascii="Times New Roman" w:eastAsia="Times New Roman" w:hAnsi="Times New Roman" w:cstheme="minorBidi"/>
-          <w:bCs w:val="0"/>
-          <w:color w:val="auto"/>
-          <w:sz w:val="28"/>
-          <w:szCs w:val="22"/>
-        </w:rPr>
-      </w:pPr>
-      <w:r>
-        <w:rPr>
-          <w:rFonts w:ascii="Times New Roman" w:eastAsia="Times New Roman" w:hAnsi="Times New Roman" w:cstheme="minorBidi"/>
-          <w:bCs w:val="0"/>
-          <w:color w:val="auto"/>
-          <w:sz w:val="28"/>
-          <w:szCs w:val="22"/>
-        </w:rPr>
-        <w:t>GitHub Repository Link:</w:t>
-      </w:r>
-    </w:p>
-    <w:p>
-      <w:pPr>
-        <w:pStyle w:val="Heading2"/>
-        <w:rPr>
-          <w:rFonts w:ascii="Times New Roman" w:eastAsia="Times New Roman" w:hAnsi="Times New Roman" w:cstheme="minorBidi"/>
-          <w:bCs w:val="0"/>
-          <w:color w:val="auto"/>
-          <w:sz w:val="28"/>
-          <w:szCs w:val="22"/>
-        </w:rPr>
-      </w:pPr>
-    </w:p>
-    <w:p>
-      <w:pPr>
-        <w:pStyle w:val="Heading2"/>
-        <w:numPr>
-          <w:ilvl w:val="0"/>
-          <w:numId w:val="7"/>
-        </w:numPr>
-        <w:rPr>
-          <w:rFonts w:ascii="Times New Roman" w:eastAsia="Times New Roman" w:hAnsi="Times New Roman" w:cstheme="minorBidi"/>
-          <w:bCs w:val="0"/>
-          <w:color w:val="auto"/>
-          <w:sz w:val="28"/>
-          <w:szCs w:val="22"/>
-        </w:rPr>
-      </w:pPr>
-      <w:r>
-        <w:rPr>
-          <w:rFonts w:ascii="Times New Roman" w:eastAsia="Times New Roman" w:hAnsi="Times New Roman" w:cstheme="minorBidi"/>
-          <w:bCs w:val="0"/>
-          <w:color w:val="auto"/>
-          <w:sz w:val="28"/>
-          <w:szCs w:val="22"/>
-        </w:rPr>
-        <w:t>Challenges Faced:</w:t>
-      </w:r>
-    </w:p>
-    <w:p>
-      <w:pPr>
-        <w:pStyle w:val="Heading2"/>
-        <w:spacing w:before="0"/>
-        <w:jc w:val="both"/>
-        <w:rPr>
-          <w:rFonts w:ascii="Times New Roman" w:eastAsia="Times New Roman" w:hAnsi="Times New Roman" w:cs="Times New Roman"/>
-          <w:b w:val="0"/>
-          <w:bCs w:val="0"/>
-          <w:color w:val="FF0000"/>
-          <w:sz w:val="24"/>
-          <w:szCs w:val="24"/>
-        </w:rPr>
-      </w:pPr>
-      <w:r>
-        <w:rPr>
-          <w:rFonts w:ascii="Times New Roman" w:eastAsia="Times New Roman" w:hAnsi="Times New Roman" w:cs="Times New Roman"/>
-          <w:b w:val="0"/>
-          <w:bCs w:val="0"/>
-          <w:color w:val="FF0000"/>
-          <w:sz w:val="24"/>
-          <w:szCs w:val="24"/>
-        </w:rPr>
-        <w:t>Here you can add your learning code difficulties/challenges you have solved with screenshot</w:t>
-      </w:r>
-    </w:p>
-    <w:p>
-      <w:pPr>
-        <w:rPr>
-          <w:b/>
-          <w:sz w:val="28"/>
-        </w:rPr>
-      </w:pPr>
-      <w:r>
-        <w:rPr>
-          <w:b/>
-          <w:sz w:val="28"/>
-        </w:rPr>
-        <w:br/>
-      </w:r>
-    </w:p>
-    <w:p>
-      <w:pPr>
-        <w:pStyle w:val="Heading2"/>
-        <w:numPr>
-          <w:ilvl w:val="0"/>
-          <w:numId w:val="7"/>
-        </w:numPr>
-        <w:rPr>
-          <w:rFonts w:ascii="Times New Roman" w:eastAsia="Times New Roman" w:hAnsi="Times New Roman" w:cstheme="minorBidi"/>
-          <w:bCs w:val="0"/>
-          <w:color w:val="auto"/>
-          <w:sz w:val="28"/>
-          <w:szCs w:val="22"/>
-        </w:rPr>
-      </w:pPr>
-      <w:r>
-        <w:rPr>
-          <w:rFonts w:ascii="Times New Roman" w:eastAsia="Times New Roman" w:hAnsi="Times New Roman" w:cstheme="minorBidi"/>
-          <w:bCs w:val="0"/>
-          <w:color w:val="auto"/>
-          <w:sz w:val="28"/>
-          <w:szCs w:val="22"/>
-        </w:rPr>
-        <w:t>Learning Outcomes:</w:t>
-      </w:r>
-    </w:p>
-    <w:p>
-      <w:pPr>
-        <w:jc w:val="both"/>
-        <w:rPr>
-          <w:bCs/>
-          <w:szCs w:val="21"/>
-        </w:rPr>
-      </w:pPr>
-      <w:r>
-        <w:rPr>
-          <w:bCs/>
-          <w:szCs w:val="21"/>
-        </w:rPr>
-        <w:t>I will create clean, linked, and accessibility-ready HTML page structures.</w:t>
-      </w:r>
-    </w:p>
-    <w:p>
-      <w:pPr>
-        <w:rPr>
-          <w:b/>
-          <w:sz w:val="28"/>
-        </w:rPr>
-      </w:pPr>
-    </w:p>
-    <w:p>
-      <w:pPr>
-        <w:pStyle w:val="Heading2"/>
-        <w:rPr>
-          <w:rFonts w:ascii="Times New Roman" w:eastAsia="Times New Roman" w:hAnsi="Times New Roman" w:cstheme="minorBidi"/>
-          <w:bCs w:val="0"/>
-          <w:color w:val="FF0000"/>
-          <w:sz w:val="24"/>
-          <w:szCs w:val="22"/>
-        </w:rPr>
-      </w:pPr>
-      <w:r>
-        <w:rPr>
-          <w:rFonts w:ascii="Times New Roman" w:eastAsia="Times New Roman" w:hAnsi="Times New Roman" w:cstheme="minorBidi"/>
-          <w:bCs w:val="0"/>
-          <w:color w:val="auto"/>
-          <w:sz w:val="28"/>
-          <w:szCs w:val="22"/>
-        </w:rPr>
-        <w:t xml:space="preserve">Faculty Remarks: </w:t>
-      </w:r>
-      <w:r>
-        <w:rPr>
-          <w:rFonts w:ascii="Times New Roman" w:eastAsia="Times New Roman" w:hAnsi="Times New Roman" w:cstheme="minorBidi"/>
-          <w:bCs w:val="0"/>
-          <w:color w:val="FF0000"/>
-          <w:sz w:val="24"/>
-          <w:szCs w:val="22"/>
-        </w:rPr>
-        <w:t>(Keep this blank for faculty)</w:t>
-      </w:r>
-    </w:p>
-    <w:p>
-      <w:pPr>
-        <w:jc w:val="both"/>
-      </w:pPr>
-    </w:p>
     <w:sectPr>
       <w:headerReference w:type="default" r:id="rId21"/>
       <w:footerReference w:type="default" r:id="rId22"/>
       <w:pgSz w:w="12240" w:h="15840"/>
-      <w:pgMar w:top="1440" w:right="1800" w:bottom="1440" w:left="1800" w:header="720" w:footer="720" w:gutter="0"/>
+      <w:pgMar w:top="1440" w:right="1800" w:bottom="1440" w:left="1800" w:header="720" w:footer="737" w:gutter="0"/>
+      <w:pgNumType w:start="1"/>
       <w:cols w:space="720"/>
       <w:docGrid w:linePitch="360"/>
     </w:sectPr>
@@ -3391,22 +4986,48 @@
   <w:p>
     <w:pPr>
       <w:pStyle w:val="Footer"/>
-      <w:jc w:val="right"/>
-    </w:pPr>
-  </w:p>
-  <w:p>
-    <w:pPr>
-      <w:pStyle w:val="Footer"/>
-      <w:jc w:val="right"/>
     </w:pPr>
     <w:r>
       <w:rPr>
         <w:color w:val="FF0000"/>
       </w:rPr>
-      <w:t xml:space="preserve">25DCE014 </w:t>
+      <w:t>25DC</w:t>
     </w:r>
     <w:r>
-      <w:t xml:space="preserve">                                                                                                                           </w:t>
+      <w:rPr>
+        <w:color w:val="FF0000"/>
+      </w:rPr>
+      <w:t>E0</w:t>
+    </w:r>
+    <w:r>
+      <w:rPr>
+        <w:color w:val="FF0000"/>
+      </w:rPr>
+      <w:t>14</w:t>
+    </w:r>
+    <w:r>
+      <w:t xml:space="preserve">                                                                                                                      </w:t>
+    </w:r>
+    <w:r>
+      <w:fldChar w:fldCharType="begin"/>
+    </w:r>
+    <w:r>
+      <w:instrText>PAGE   \* MERGEFORMAT</w:instrText>
+    </w:r>
+    <w:r>
+      <w:fldChar w:fldCharType="separate"/>
+    </w:r>
+    <w:r>
+      <w:rPr>
+        <w:lang w:val="en-GB"/>
+      </w:rPr>
+      <w:t>1</w:t>
+    </w:r>
+    <w:r>
+      <w:fldChar w:fldCharType="end"/>
+    </w:r>
+    <w:r>
+      <w:t xml:space="preserve">   </w:t>
     </w:r>
     <w:sdt>
       <w:sdtPr>
@@ -3417,19 +5038,7 @@
       </w:sdtPr>
       <w:sdtContent>
         <w:r>
-          <w:fldChar w:fldCharType="begin"/>
-        </w:r>
-        <w:r>
-          <w:instrText xml:space="preserve"> PAGE   \* MERGEFORMAT </w:instrText>
-        </w:r>
-        <w:r>
-          <w:fldChar w:fldCharType="separate"/>
-        </w:r>
-        <w:r>
-          <w:t>2</w:t>
-        </w:r>
-        <w:r>
-          <w:fldChar w:fldCharType="end"/>
+          <w:t xml:space="preserve"> </w:t>
         </w:r>
       </w:sdtContent>
     </w:sdt>
@@ -3730,6 +5339,232 @@
     </w:lvl>
   </w:abstractNum>
   <w:abstractNum w:abstractNumId="9" w15:restartNumberingAfterBreak="0">
+    <w:nsid w:val="378E12C9"/>
+    <w:multiLevelType w:val="hybridMultilevel"/>
+    <w:tmpl w:val="DD6053A4"/>
+    <w:lvl w:ilvl="0" w:tplc="7006279C">
+      <w:start w:val="3"/>
+      <w:numFmt w:val="bullet"/>
+      <w:lvlText w:val="-"/>
+      <w:lvlJc w:val="left"/>
+      <w:pPr>
+        <w:ind w:left="720" w:hanging="360"/>
+      </w:pPr>
+      <w:rPr>
+        <w:rFonts w:ascii="Times New Roman" w:eastAsia="Times New Roman" w:hAnsi="Times New Roman" w:cs="Times New Roman" w:hint="default"/>
+      </w:rPr>
+    </w:lvl>
+    <w:lvl w:ilvl="1" w:tplc="40090003" w:tentative="1">
+      <w:start w:val="1"/>
+      <w:numFmt w:val="bullet"/>
+      <w:lvlText w:val="o"/>
+      <w:lvlJc w:val="left"/>
+      <w:pPr>
+        <w:ind w:left="1440" w:hanging="360"/>
+      </w:pPr>
+      <w:rPr>
+        <w:rFonts w:ascii="Courier New" w:hAnsi="Courier New" w:cs="Courier New" w:hint="default"/>
+      </w:rPr>
+    </w:lvl>
+    <w:lvl w:ilvl="2" w:tplc="40090005" w:tentative="1">
+      <w:start w:val="1"/>
+      <w:numFmt w:val="bullet"/>
+      <w:lvlText w:val=""/>
+      <w:lvlJc w:val="left"/>
+      <w:pPr>
+        <w:ind w:left="2160" w:hanging="360"/>
+      </w:pPr>
+      <w:rPr>
+        <w:rFonts w:ascii="Wingdings" w:hAnsi="Wingdings" w:hint="default"/>
+      </w:rPr>
+    </w:lvl>
+    <w:lvl w:ilvl="3" w:tplc="40090001" w:tentative="1">
+      <w:start w:val="1"/>
+      <w:numFmt w:val="bullet"/>
+      <w:lvlText w:val=""/>
+      <w:lvlJc w:val="left"/>
+      <w:pPr>
+        <w:ind w:left="2880" w:hanging="360"/>
+      </w:pPr>
+      <w:rPr>
+        <w:rFonts w:ascii="Symbol" w:hAnsi="Symbol" w:hint="default"/>
+      </w:rPr>
+    </w:lvl>
+    <w:lvl w:ilvl="4" w:tplc="40090003" w:tentative="1">
+      <w:start w:val="1"/>
+      <w:numFmt w:val="bullet"/>
+      <w:lvlText w:val="o"/>
+      <w:lvlJc w:val="left"/>
+      <w:pPr>
+        <w:ind w:left="3600" w:hanging="360"/>
+      </w:pPr>
+      <w:rPr>
+        <w:rFonts w:ascii="Courier New" w:hAnsi="Courier New" w:cs="Courier New" w:hint="default"/>
+      </w:rPr>
+    </w:lvl>
+    <w:lvl w:ilvl="5" w:tplc="40090005" w:tentative="1">
+      <w:start w:val="1"/>
+      <w:numFmt w:val="bullet"/>
+      <w:lvlText w:val=""/>
+      <w:lvlJc w:val="left"/>
+      <w:pPr>
+        <w:ind w:left="4320" w:hanging="360"/>
+      </w:pPr>
+      <w:rPr>
+        <w:rFonts w:ascii="Wingdings" w:hAnsi="Wingdings" w:hint="default"/>
+      </w:rPr>
+    </w:lvl>
+    <w:lvl w:ilvl="6" w:tplc="40090001" w:tentative="1">
+      <w:start w:val="1"/>
+      <w:numFmt w:val="bullet"/>
+      <w:lvlText w:val=""/>
+      <w:lvlJc w:val="left"/>
+      <w:pPr>
+        <w:ind w:left="5040" w:hanging="360"/>
+      </w:pPr>
+      <w:rPr>
+        <w:rFonts w:ascii="Symbol" w:hAnsi="Symbol" w:hint="default"/>
+      </w:rPr>
+    </w:lvl>
+    <w:lvl w:ilvl="7" w:tplc="40090003" w:tentative="1">
+      <w:start w:val="1"/>
+      <w:numFmt w:val="bullet"/>
+      <w:lvlText w:val="o"/>
+      <w:lvlJc w:val="left"/>
+      <w:pPr>
+        <w:ind w:left="5760" w:hanging="360"/>
+      </w:pPr>
+      <w:rPr>
+        <w:rFonts w:ascii="Courier New" w:hAnsi="Courier New" w:cs="Courier New" w:hint="default"/>
+      </w:rPr>
+    </w:lvl>
+    <w:lvl w:ilvl="8" w:tplc="40090005" w:tentative="1">
+      <w:start w:val="1"/>
+      <w:numFmt w:val="bullet"/>
+      <w:lvlText w:val=""/>
+      <w:lvlJc w:val="left"/>
+      <w:pPr>
+        <w:ind w:left="6480" w:hanging="360"/>
+      </w:pPr>
+      <w:rPr>
+        <w:rFonts w:ascii="Wingdings" w:hAnsi="Wingdings" w:hint="default"/>
+      </w:rPr>
+    </w:lvl>
+  </w:abstractNum>
+  <w:abstractNum w:abstractNumId="10" w15:restartNumberingAfterBreak="0">
+    <w:nsid w:val="6C9B494B"/>
+    <w:multiLevelType w:val="hybridMultilevel"/>
+    <w:tmpl w:val="A26EE7E4"/>
+    <w:lvl w:ilvl="0" w:tplc="B84A73D8">
+      <w:start w:val="4"/>
+      <w:numFmt w:val="bullet"/>
+      <w:lvlText w:val="-"/>
+      <w:lvlJc w:val="left"/>
+      <w:pPr>
+        <w:ind w:left="720" w:hanging="360"/>
+      </w:pPr>
+      <w:rPr>
+        <w:rFonts w:ascii="Times New Roman" w:eastAsia="Times New Roman" w:hAnsi="Times New Roman" w:cs="Times New Roman" w:hint="default"/>
+      </w:rPr>
+    </w:lvl>
+    <w:lvl w:ilvl="1" w:tplc="40090003" w:tentative="1">
+      <w:start w:val="1"/>
+      <w:numFmt w:val="bullet"/>
+      <w:lvlText w:val="o"/>
+      <w:lvlJc w:val="left"/>
+      <w:pPr>
+        <w:ind w:left="1440" w:hanging="360"/>
+      </w:pPr>
+      <w:rPr>
+        <w:rFonts w:ascii="Courier New" w:hAnsi="Courier New" w:cs="Courier New" w:hint="default"/>
+      </w:rPr>
+    </w:lvl>
+    <w:lvl w:ilvl="2" w:tplc="40090005" w:tentative="1">
+      <w:start w:val="1"/>
+      <w:numFmt w:val="bullet"/>
+      <w:lvlText w:val=""/>
+      <w:lvlJc w:val="left"/>
+      <w:pPr>
+        <w:ind w:left="2160" w:hanging="360"/>
+      </w:pPr>
+      <w:rPr>
+        <w:rFonts w:ascii="Wingdings" w:hAnsi="Wingdings" w:hint="default"/>
+      </w:rPr>
+    </w:lvl>
+    <w:lvl w:ilvl="3" w:tplc="40090001" w:tentative="1">
+      <w:start w:val="1"/>
+      <w:numFmt w:val="bullet"/>
+      <w:lvlText w:val=""/>
+      <w:lvlJc w:val="left"/>
+      <w:pPr>
+        <w:ind w:left="2880" w:hanging="360"/>
+      </w:pPr>
+      <w:rPr>
+        <w:rFonts w:ascii="Symbol" w:hAnsi="Symbol" w:hint="default"/>
+      </w:rPr>
+    </w:lvl>
+    <w:lvl w:ilvl="4" w:tplc="40090003" w:tentative="1">
+      <w:start w:val="1"/>
+      <w:numFmt w:val="bullet"/>
+      <w:lvlText w:val="o"/>
+      <w:lvlJc w:val="left"/>
+      <w:pPr>
+        <w:ind w:left="3600" w:hanging="360"/>
+      </w:pPr>
+      <w:rPr>
+        <w:rFonts w:ascii="Courier New" w:hAnsi="Courier New" w:cs="Courier New" w:hint="default"/>
+      </w:rPr>
+    </w:lvl>
+    <w:lvl w:ilvl="5" w:tplc="40090005" w:tentative="1">
+      <w:start w:val="1"/>
+      <w:numFmt w:val="bullet"/>
+      <w:lvlText w:val=""/>
+      <w:lvlJc w:val="left"/>
+      <w:pPr>
+        <w:ind w:left="4320" w:hanging="360"/>
+      </w:pPr>
+      <w:rPr>
+        <w:rFonts w:ascii="Wingdings" w:hAnsi="Wingdings" w:hint="default"/>
+      </w:rPr>
+    </w:lvl>
+    <w:lvl w:ilvl="6" w:tplc="40090001" w:tentative="1">
+      <w:start w:val="1"/>
+      <w:numFmt w:val="bullet"/>
+      <w:lvlText w:val=""/>
+      <w:lvlJc w:val="left"/>
+      <w:pPr>
+        <w:ind w:left="5040" w:hanging="360"/>
+      </w:pPr>
+      <w:rPr>
+        <w:rFonts w:ascii="Symbol" w:hAnsi="Symbol" w:hint="default"/>
+      </w:rPr>
+    </w:lvl>
+    <w:lvl w:ilvl="7" w:tplc="40090003" w:tentative="1">
+      <w:start w:val="1"/>
+      <w:numFmt w:val="bullet"/>
+      <w:lvlText w:val="o"/>
+      <w:lvlJc w:val="left"/>
+      <w:pPr>
+        <w:ind w:left="5760" w:hanging="360"/>
+      </w:pPr>
+      <w:rPr>
+        <w:rFonts w:ascii="Courier New" w:hAnsi="Courier New" w:cs="Courier New" w:hint="default"/>
+      </w:rPr>
+    </w:lvl>
+    <w:lvl w:ilvl="8" w:tplc="40090005" w:tentative="1">
+      <w:start w:val="1"/>
+      <w:numFmt w:val="bullet"/>
+      <w:lvlText w:val=""/>
+      <w:lvlJc w:val="left"/>
+      <w:pPr>
+        <w:ind w:left="6480" w:hanging="360"/>
+      </w:pPr>
+      <w:rPr>
+        <w:rFonts w:ascii="Wingdings" w:hAnsi="Wingdings" w:hint="default"/>
+      </w:rPr>
+    </w:lvl>
+  </w:abstractNum>
+  <w:abstractNum w:abstractNumId="11" w15:restartNumberingAfterBreak="0">
     <w:nsid w:val="724513EB"/>
     <w:multiLevelType w:val="multilevel"/>
     <w:tmpl w:val="724513EB"/>
@@ -3840,13 +5675,19 @@
     <w:abstractNumId w:val="8"/>
   </w:num>
   <w:num w:numId="8" w16cid:durableId="599535345">
-    <w:abstractNumId w:val="9"/>
+    <w:abstractNumId w:val="11"/>
   </w:num>
   <w:num w:numId="9" w16cid:durableId="240068778">
     <w:abstractNumId w:val="1"/>
   </w:num>
   <w:num w:numId="10" w16cid:durableId="1454981386">
     <w:abstractNumId w:val="0"/>
+  </w:num>
+  <w:num w:numId="11" w16cid:durableId="826289152">
+    <w:abstractNumId w:val="9"/>
+  </w:num>
+  <w:num w:numId="12" w16cid:durableId="808983619">
+    <w:abstractNumId w:val="10"/>
   </w:num>
 </w:numbering>
 </file>
@@ -14623,6 +16464,41 @@
       <w:outlineLvl w:val="9"/>
     </w:pPr>
   </w:style>
+  <w:style w:type="character" w:styleId="Hyperlink">
+    <w:name w:val="Hyperlink"/>
+    <w:basedOn w:val="DefaultParagraphFont"/>
+    <w:uiPriority w:val="99"/>
+    <w:unhideWhenUsed/>
+    <w:rsid w:val="00D977A1"/>
+    <w:rPr>
+      <w:color w:val="0000FF" w:themeColor="hyperlink"/>
+      <w:u w:val="single"/>
+    </w:rPr>
+  </w:style>
+  <w:style w:type="character" w:styleId="UnresolvedMention">
+    <w:name w:val="Unresolved Mention"/>
+    <w:basedOn w:val="DefaultParagraphFont"/>
+    <w:uiPriority w:val="99"/>
+    <w:semiHidden/>
+    <w:unhideWhenUsed/>
+    <w:rsid w:val="00D977A1"/>
+    <w:rPr>
+      <w:color w:val="605E5C"/>
+      <w:shd w:val="clear" w:color="auto" w:fill="E1DFDD"/>
+    </w:rPr>
+  </w:style>
+  <w:style w:type="paragraph" w:styleId="NormalWeb">
+    <w:name w:val="Normal (Web)"/>
+    <w:basedOn w:val="Normal"/>
+    <w:uiPriority w:val="99"/>
+    <w:semiHidden/>
+    <w:unhideWhenUsed/>
+    <w:rsid w:val="00007C29"/>
+    <w:rPr>
+      <w:rFonts w:cs="Times New Roman"/>
+      <w:szCs w:val="24"/>
+    </w:rPr>
+  </w:style>
 </w:styles>
 </file>
 
